--- a/downloads/student/ai-2-week-25.docx
+++ b/downloads/student/ai-2-week-25.docx
@@ -1979,6 +1979,16 @@
     <w:p>
       <w:r>
         <w:t>This deterministic toy tokenizer omits real subword training, Unicode handling and model-specific special tokens.</w:t>
+      </w:r>
+    </w:p>
+    <w:p>
+      <w:r>
+        <w:t>Read the labelled picture: Why is the unknown ! at position 10 rather than position 9?</w:t>
+      </w:r>
+    </w:p>
+    <w:p>
+      <w:r>
+        <w:t>Change one thing: Use a character vocabulary covering b,o,k,s and space instead. Predict the result before checking the explanation. What remains the same?</w:t>
       </w:r>
     </w:p>
     <w:p>
@@ -3997,6 +4007,187 @@
     <w:p>
       <w:r>
         <w:t>Attempt the independent case before hints. Record whether you worked alone, used a hint or followed a model. After feedback, fix the first unsupported step and explain why it changed. A later check uses a changed case, not a copied answer.</w:t>
+      </w:r>
+    </w:p>
+    <w:p>
+      <w:pPr>
+        <w:pStyle w:val="Heading1"/>
+      </w:pPr>
+      <w:r>
+        <w:t>15. Your lesson route</w:t>
+      </w:r>
+    </w:p>
+    <w:p>
+      <w:r>
+        <w:t>Start with this question: A fictional tokenizer converts a short catalogue phrase into tokens.</w:t>
+      </w:r>
+    </w:p>
+    <w:tbl>
+      <w:tblPr>
+        <w:tblStyle w:val="LightShading-Accent1"/>
+        <w:tblW w:type="auto" w:w="0"/>
+        <w:tblLook w:firstColumn="1" w:firstRow="1" w:lastColumn="0" w:lastRow="0" w:noHBand="0" w:noVBand="1" w:val="04A0"/>
+      </w:tblPr>
+      <w:tblGrid>
+        <w:gridCol w:w="5112"/>
+        <w:gridCol w:w="5112"/>
+      </w:tblGrid>
+      <w:tr>
+        <w:trPr>
+          <w:tblHeader/>
+        </w:trPr>
+        <w:tc>
+          <w:tcPr>
+            <w:tcW w:type="dxa" w:w="5112"/>
+          </w:tcPr>
+          <w:p>
+            <w:r>
+              <w:t>By the end, I can</w:t>
+            </w:r>
+          </w:p>
+        </w:tc>
+        <w:tc>
+          <w:tcPr>
+            <w:tcW w:type="dxa" w:w="5112"/>
+          </w:tcPr>
+          <w:p>
+            <w:r>
+              <w:t>How I will show it</w:t>
+            </w:r>
+          </w:p>
+        </w:tc>
+      </w:tr>
+      <w:tr>
+        <w:tc>
+          <w:tcPr>
+            <w:tcW w:type="dxa" w:w="5112"/>
+          </w:tcPr>
+          <w:p>
+            <w:r>
+              <w:t>Encode and decode text under an explicit toy vocabulary</w:t>
+            </w:r>
+          </w:p>
+        </w:tc>
+        <w:tc>
+          <w:tcPr>
+            <w:tcW w:type="dxa" w:w="5112"/>
+          </w:tcPr>
+          <w:p>
+            <w:r>
+              <w:t>Explain the deciding step, show a trace or test, and state one limit.</w:t>
+            </w:r>
+          </w:p>
+        </w:tc>
+      </w:tr>
+      <w:tr>
+        <w:tc>
+          <w:tcPr>
+            <w:tcW w:type="dxa" w:w="5112"/>
+          </w:tcPr>
+          <w:p>
+            <w:r>
+              <w:t>Explain how segmentation changes sequence length</w:t>
+            </w:r>
+          </w:p>
+        </w:tc>
+        <w:tc>
+          <w:tcPr>
+            <w:tcW w:type="dxa" w:w="5112"/>
+          </w:tcPr>
+          <w:p>
+            <w:r>
+              <w:t>Explain the deciding step, show a trace or test, and state one limit.</w:t>
+            </w:r>
+          </w:p>
+        </w:tc>
+      </w:tr>
+      <w:tr>
+        <w:tc>
+          <w:tcPr>
+            <w:tcW w:type="dxa" w:w="5112"/>
+          </w:tcPr>
+          <w:p>
+            <w:r>
+              <w:t>Handle unsupported characters without silently deleting information</w:t>
+            </w:r>
+          </w:p>
+        </w:tc>
+        <w:tc>
+          <w:tcPr>
+            <w:tcW w:type="dxa" w:w="5112"/>
+          </w:tcPr>
+          <w:p>
+            <w:r>
+              <w:t>Explain the deciding step, show a trace or test, and state one limit.</w:t>
+            </w:r>
+          </w:p>
+        </w:tc>
+      </w:tr>
+    </w:tbl>
+    <w:p>
+      <w:r>
+        <w:t>Remember → watch and explain → try with help → investigate → try independently → keep project evidence. Your teacher may spread this lesson across several classes.</w:t>
+      </w:r>
+    </w:p>
+    <w:p>
+      <w:r>
+        <w:t>Keep your first prediction. Compare it with what the evidence shows and explain any change.</w:t>
+      </w:r>
+    </w:p>
+    <w:p>
+      <w:pPr>
+        <w:pStyle w:val="Heading1"/>
+      </w:pPr>
+      <w:r>
+        <w:t>16. Finish and return</w:t>
+      </w:r>
+    </w:p>
+    <w:p>
+      <w:r>
+        <w:t>Close your notes. Explain this goal in your own words: Encode and decode text under an explicit toy vocabulary</w:t>
+      </w:r>
+    </w:p>
+    <w:p>
+      <w:pPr>
+        <w:pStyle w:val="Heading3"/>
+      </w:pPr>
+      <w:r>
+        <w:t>My deciding step, evidence and one remaining question</w:t>
+      </w:r>
+    </w:p>
+    <w:p>
+      <w:r>
+        <w:t>________________________________________________________________</w:t>
+      </w:r>
+    </w:p>
+    <w:p>
+      <w:r>
+        <w:t>________________________________________________________________</w:t>
+      </w:r>
+    </w:p>
+    <w:p>
+      <w:r>
+        <w:t>________________________________________________________________</w:t>
+      </w:r>
+    </w:p>
+    <w:p>
+      <w:r>
+        <w:t>________________________________________________________________</w:t>
+      </w:r>
+    </w:p>
+    <w:p>
+      <w:r>
+        <w:t>________________________________________________________________</w:t>
+      </w:r>
+    </w:p>
+    <w:p>
+      <w:r>
+        <w:t>If you are unsure, return to the worked picture and explain one arrow. If you are ready, change an input or assumption and justify your prediction.</w:t>
+      </w:r>
+    </w:p>
+    <w:p>
+      <w:r>
+        <w:t>Save your workbook evidence. At the next review, try a different case before opening your old answer.</w:t>
       </w:r>
     </w:p>
     <w:sectPr>

--- a/downloads/student/ai-2-week-25.docx
+++ b/downloads/student/ai-2-week-25.docx
@@ -4188,6 +4188,207 @@
     <w:p>
       <w:r>
         <w:t>Save your workbook evidence. At the next review, try a different case before opening your old answer.</w:t>
+      </w:r>
+    </w:p>
+    <w:p>
+      <w:pPr>
+        <w:pStyle w:val="Heading1"/>
+      </w:pPr>
+      <w:r>
+        <w:t>17. Supported practice, repair and portfolio</w:t>
+      </w:r>
+    </w:p>
+    <w:p>
+      <w:r>
+        <w:t>Use this supported practice once, in the browser or on paper. Keep the reserved independent assessment for a separate first attempt before teacher feedback.</w:t>
+      </w:r>
+    </w:p>
+    <w:p>
+      <w:r>
+        <w:t>A fictional tokenizer converts a short catalogue phrase into tokens.</w:t>
+      </w:r>
+    </w:p>
+    <w:p>
+      <w:pPr>
+        <w:pStyle w:val="Heading3"/>
+      </w:pPr>
+      <w:r>
+        <w:t>Practice 1: explain the deciding evidence</w:t>
+      </w:r>
+    </w:p>
+    <w:p>
+      <w:r>
+        <w:t>Which labelled step matches this detail? For books book!, the ! at position 10 has no token: stop with error.</w:t>
+      </w:r>
+    </w:p>
+    <w:p>
+      <w:r>
+        <w:t>1. Unknown character</w:t>
+      </w:r>
+    </w:p>
+    <w:p>
+      <w:r>
+        <w:t>2. Decode</w:t>
+      </w:r>
+    </w:p>
+    <w:p>
+      <w:r>
+        <w:t>3. Encode phrase</w:t>
+      </w:r>
+    </w:p>
+    <w:p>
+      <w:r>
+        <w:t>4. Read prefix</w:t>
+      </w:r>
+    </w:p>
+    <w:p>
+      <w:pPr>
+        <w:pStyle w:val="Heading3"/>
+      </w:pPr>
+      <w:r>
+        <w:t>My selected conclusion, deciding fact and explanation</w:t>
+      </w:r>
+    </w:p>
+    <w:p>
+      <w:r>
+        <w:t>________________________________________________________________</w:t>
+      </w:r>
+    </w:p>
+    <w:p>
+      <w:r>
+        <w:t>________________________________________________________________</w:t>
+      </w:r>
+    </w:p>
+    <w:p>
+      <w:r>
+        <w:t>________________________________________________________________</w:t>
+      </w:r>
+    </w:p>
+    <w:p>
+      <w:r>
+        <w:t>________________________________________________________________</w:t>
+      </w:r>
+    </w:p>
+    <w:p>
+      <w:r>
+        <w:t>________________________________________________________________</w:t>
+      </w:r>
+    </w:p>
+    <w:p>
+      <w:r>
+        <w:t>Hint if needed: Read the steps in the pictorial case. Match the supplied detail to the stage that performs or records it.</w:t>
+      </w:r>
+    </w:p>
+    <w:p>
+      <w:r>
+        <w:t>After your attempt, compare with the supported explanation: Unknown character For books book!, the ! at position 10 has no token: stop with error. A token is defined by the vocabulary and encoding rule; it need not be one word or one character. Longest matching matters where vocabulary entries overlap. Counting text tokens here does not count letters. Preserve spaces during decoding so the reconstructed text matches the original exactly.</w:t>
+      </w:r>
+    </w:p>
+    <w:p>
+      <w:pPr>
+        <w:pStyle w:val="Heading3"/>
+      </w:pPr>
+      <w:r>
+        <w:t>Practice 2: explain the deciding evidence</w:t>
+      </w:r>
+    </w:p>
+    <w:p>
+      <w:r>
+        <w:t>Changed-case practice: Use a character vocabulary covering b,o,k,s and space instead. Which conclusion is supported by the supplied facts?</w:t>
+      </w:r>
+    </w:p>
+    <w:p>
+      <w:r>
+        <w:t>1. This one example guarantees correct results for every future input.</w:t>
+      </w:r>
+    </w:p>
+    <w:p>
+      <w:r>
+        <w:t>2. We can decide the result without examining the changed input or the procedure.</w:t>
+      </w:r>
+    </w:p>
+    <w:p>
+      <w:r>
+        <w:t>3. The same phrase uses ten character tokens.</w:t>
+      </w:r>
+    </w:p>
+    <w:p>
+      <w:pPr>
+        <w:pStyle w:val="Heading3"/>
+      </w:pPr>
+      <w:r>
+        <w:t>My selected conclusion, deciding fact and explanation</w:t>
+      </w:r>
+    </w:p>
+    <w:p>
+      <w:r>
+        <w:t>________________________________________________________________</w:t>
+      </w:r>
+    </w:p>
+    <w:p>
+      <w:r>
+        <w:t>________________________________________________________________</w:t>
+      </w:r>
+    </w:p>
+    <w:p>
+      <w:r>
+        <w:t>________________________________________________________________</w:t>
+      </w:r>
+    </w:p>
+    <w:p>
+      <w:r>
+        <w:t>________________________________________________________________</w:t>
+      </w:r>
+    </w:p>
+    <w:p>
+      <w:r>
+        <w:t>________________________________________________________________</w:t>
+      </w:r>
+    </w:p>
+    <w:p>
+      <w:r>
+        <w:t>Hint if needed: Use the changed condition and the deciding step in the pictorial trace. The answer must say what follows from those facts.</w:t>
+      </w:r>
+    </w:p>
+    <w:p>
+      <w:r>
+        <w:t>After your attempt, compare with the supported explanation: The same phrase uses ten character tokens. There are five letters, one space and four letters; its decoded text remains unchanged.</w:t>
+      </w:r>
+    </w:p>
+    <w:p>
+      <w:pPr>
+        <w:pStyle w:val="Heading3"/>
+      </w:pPr>
+      <w:r>
+        <w:t>Repair a missing building block</w:t>
+      </w:r>
+    </w:p>
+    <w:p>
+      <w:r>
+        <w:t>Review Feedback Loops (ai-2/24). Goal: Implement a deterministic recommender. Short practice: What extra field would reveal why comparing raw clicks is misleading?. Return to this week and explain what you changed.</w:t>
+      </w:r>
+    </w:p>
+    <w:p>
+      <w:r>
+        <w:t>Review Nearest Neighbor Reasoning (ai-2/22). Goal: Compute absolute distances and rank training neighbours. Short practice: Why do k=1 and k=3 disagree for the original query?. Return to this week and explain what you changed.</w:t>
+      </w:r>
+    </w:p>
+    <w:p>
+      <w:r>
+        <w:t>Review Sampling and Representation (ai-2/19). Goal: Define a question and target population. Short practice: Can 80% response be reported as 80% of the whole grade responding?. Return to this week and explain what you changed.</w:t>
+      </w:r>
+    </w:p>
+    <w:p>
+      <w:pPr>
+        <w:pStyle w:val="Heading3"/>
+      </w:pPr>
+      <w:r>
+        <w:t>Keep your completed work</w:t>
+      </w:r>
+    </w:p>
+    <w:p>
+      <w:r>
+        <w:t>Use Download completed work in the hosted lesson to export your answers, reflections, practice feedback and code-run evidence. Open the HTML copy to read or print it. Drafts stay in this browser when storage is available; clear drafts on a shared device.</w:t>
       </w:r>
     </w:p>
     <w:sectPr>

--- a/downloads/student/ai-2-week-25.docx
+++ b/downloads/student/ai-2-week-25.docx
@@ -42,6 +42,11 @@
       </w:r>
     </w:p>
     <w:p>
+      <w:r>
+        <w:t>Start with the target: Encode and decode text under an explicit toy vocabulary. Try the recall before opening notes.</w:t>
+      </w:r>
+    </w:p>
+    <w:p>
       <w:pPr>
         <w:pStyle w:val="Heading3"/>
       </w:pPr>
@@ -50,17 +55,47 @@
       </w:r>
     </w:p>
     <w:p>
-      <w:r>
-        <w:t>I can encode and decode text under an explicit toy vocabulary.</w:t>
-      </w:r>
-    </w:p>
-    <w:p>
-      <w:r>
+      <w:pPr>
+        <w:spacing w:line="336" w:lineRule="auto" w:after="180"/>
+      </w:pPr>
+      <w:r>
+        <w:rPr>
+          <w:b w:val="0"/>
+        </w:rPr>
+        <w:t xml:space="preserve">I can encode and decode text under an explicit toy </w:t>
+      </w:r>
+      <w:r>
+        <w:rPr>
+          <w:b/>
+        </w:rPr>
+        <w:t>vocabulary</w:t>
+      </w:r>
+      <w:r>
+        <w:rPr>
+          <w:b w:val="0"/>
+        </w:rPr>
+        <w:t>.</w:t>
+      </w:r>
+    </w:p>
+    <w:p>
+      <w:pPr>
+        <w:spacing w:line="336" w:lineRule="auto" w:after="180"/>
+      </w:pPr>
+      <w:r>
+        <w:rPr>
+          <w:b w:val="0"/>
+        </w:rPr>
         <w:t>I can explain how segmentation changes sequence length.</w:t>
       </w:r>
     </w:p>
     <w:p>
-      <w:r>
+      <w:pPr>
+        <w:spacing w:line="336" w:lineRule="auto" w:after="180"/>
+      </w:pPr>
+      <w:r>
+        <w:rPr>
+          <w:b w:val="0"/>
+        </w:rPr>
         <w:t>I can handle unsupported characters without silently deleting information.</w:t>
       </w:r>
     </w:p>
@@ -73,38 +108,128 @@
       </w:r>
     </w:p>
     <w:p>
-      <w:r>
+      <w:pPr>
+        <w:spacing w:line="336" w:lineRule="auto" w:after="180"/>
+      </w:pPr>
+      <w:r>
+        <w:rPr>
+          <w:b w:val="0"/>
+        </w:rPr>
         <w:t>Close your notes first. A rough first answer helps us choose the right starting point; it is not a score for your ability.</w:t>
       </w:r>
     </w:p>
     <w:p>
-      <w:r>
+      <w:pPr>
+        <w:spacing w:line="336" w:lineRule="auto" w:after="180"/>
+      </w:pPr>
+      <w:r>
+        <w:rPr>
+          <w:b w:val="0"/>
+        </w:rPr>
         <w:t>Without opening the old lesson, explain one key idea from Feedback Loops. Give an example and a mistake that the idea helps you avoid.</w:t>
       </w:r>
     </w:p>
     <w:p>
-      <w:r>
+      <w:pPr>
+        <w:spacing w:line="336" w:lineRule="auto" w:after="180"/>
+      </w:pPr>
+      <w:r>
+        <w:rPr>
+          <w:b w:val="0"/>
+        </w:rPr>
         <w:t>Without opening the old lesson, explain one key idea from Nearest Neighbor Reasoning. Give an example and a mistake that the idea helps you avoid.</w:t>
       </w:r>
     </w:p>
     <w:p>
-      <w:r>
+      <w:pPr>
+        <w:spacing w:line="336" w:lineRule="auto" w:after="180"/>
+      </w:pPr>
+      <w:r>
+        <w:rPr>
+          <w:b w:val="0"/>
+        </w:rPr>
         <w:t>Without opening the old lesson, explain one key idea from Sampling and Representation. Give an example and a mistake that the idea helps you avoid.</w:t>
       </w:r>
     </w:p>
     <w:p>
-      <w:r>
-        <w:t>After trying, check the relevant lesson or ask your teacher. Change the part of your explanation that the evidence shows was wrong.</w:t>
-      </w:r>
-    </w:p>
-    <w:p>
-      <w:r>
+      <w:pPr>
+        <w:spacing w:line="336" w:lineRule="auto" w:after="180"/>
+      </w:pPr>
+      <w:r>
+        <w:rPr>
+          <w:b w:val="0"/>
+        </w:rPr>
+        <w:t xml:space="preserve">After trying, check the relevant lesson or ask your teacher. Change the part of your explanation that the </w:t>
+      </w:r>
+      <w:r>
+        <w:rPr>
+          <w:b/>
+        </w:rPr>
+        <w:t>evidence</w:t>
+      </w:r>
+      <w:r>
+        <w:rPr>
+          <w:b w:val="0"/>
+        </w:rPr>
+        <w:t xml:space="preserve"> shows was wrong.</w:t>
+      </w:r>
+    </w:p>
+    <w:p>
+      <w:pPr>
+        <w:spacing w:line="336" w:lineRule="auto" w:after="180"/>
+      </w:pPr>
+      <w:r>
+        <w:rPr>
+          <w:b w:val="0"/>
+        </w:rPr>
         <w:t>Week 25: Text as Pieces</w:t>
       </w:r>
     </w:p>
     <w:p>
-      <w:r>
-        <w:t>Language systems process tokens and patterns rather than whole human meanings.</w:t>
+      <w:pPr>
+        <w:spacing w:line="336" w:lineRule="auto" w:after="180"/>
+      </w:pPr>
+      <w:r>
+        <w:rPr>
+          <w:b w:val="0"/>
+        </w:rPr>
+        <w:t xml:space="preserve">Language systems </w:t>
+      </w:r>
+      <w:r>
+        <w:rPr>
+          <w:b/>
+        </w:rPr>
+        <w:t>process</w:t>
+      </w:r>
+      <w:r>
+        <w:rPr>
+          <w:b w:val="0"/>
+        </w:rPr>
+        <w:t xml:space="preserve"> </w:t>
+      </w:r>
+      <w:r>
+        <w:rPr>
+          <w:b/>
+        </w:rPr>
+        <w:t>token</w:t>
+      </w:r>
+      <w:r>
+        <w:rPr>
+          <w:b w:val="0"/>
+        </w:rPr>
+        <w:t xml:space="preserve">s and </w:t>
+      </w:r>
+      <w:r>
+        <w:rPr>
+          <w:b/>
+        </w:rPr>
+        <w:t>pattern</w:t>
+      </w:r>
+      <w:r>
+        <w:rPr>
+          <w:b w:val="0"/>
+        </w:rPr>
+        <w:t>s rather than whole human meanings.</w:t>
       </w:r>
     </w:p>
     <w:p>
@@ -144,17 +269,41 @@
       </w:r>
     </w:p>
     <w:p>
-      <w:r>
+      <w:pPr>
+        <w:spacing w:line="336" w:lineRule="auto" w:after="180"/>
+      </w:pPr>
+      <w:r>
+        <w:rPr>
+          <w:b/>
+        </w:rPr>
         <w:t>THINKER MISSION</w:t>
       </w:r>
     </w:p>
     <w:p>
-      <w:r>
-        <w:t>Tokenize tricky phrases and compare alternate splits.</w:t>
-      </w:r>
-    </w:p>
-    <w:p>
-      <w:r>
+      <w:pPr>
+        <w:spacing w:line="336" w:lineRule="auto" w:after="180"/>
+      </w:pPr>
+      <w:r>
+        <w:rPr>
+          <w:b/>
+        </w:rPr>
+        <w:t>Token</w:t>
+      </w:r>
+      <w:r>
+        <w:rPr>
+          <w:b w:val="0"/>
+        </w:rPr>
+        <w:t>ize tricky phrases and compare alternate splits.</w:t>
+      </w:r>
+    </w:p>
+    <w:p>
+      <w:pPr>
+        <w:spacing w:line="336" w:lineRule="auto" w:after="180"/>
+      </w:pPr>
+      <w:r>
+        <w:rPr>
+          <w:b w:val="0"/>
+        </w:rPr>
         <w:t>Thinker name and date:</w:t>
       </w:r>
     </w:p>
@@ -200,8 +349,27 @@
       </w:r>
     </w:p>
     <w:p>
-      <w:r>
-        <w:t>What information conditions a next-token distribution?</w:t>
+      <w:pPr>
+        <w:spacing w:line="336" w:lineRule="auto" w:after="180"/>
+        <w:shd w:fill="F5F1FB"/>
+      </w:pPr>
+      <w:r>
+        <w:rPr>
+          <w:b w:val="0"/>
+        </w:rPr>
+        <w:t>What information conditions a next-</w:t>
+      </w:r>
+      <w:r>
+        <w:rPr>
+          <w:b/>
+        </w:rPr>
+        <w:t>token</w:t>
+      </w:r>
+      <w:r>
+        <w:rPr>
+          <w:b w:val="0"/>
+        </w:rPr>
+        <w:t xml:space="preserve"> distribution?</w:t>
       </w:r>
     </w:p>
     <w:p>
@@ -213,8 +381,26 @@
       </w:r>
     </w:p>
     <w:p>
-      <w:r>
-        <w:t>By the end, I can encode and decode text using a specified vocabulary and matching rule.</w:t>
+      <w:pPr>
+        <w:spacing w:line="336" w:lineRule="auto" w:after="180"/>
+      </w:pPr>
+      <w:r>
+        <w:rPr>
+          <w:b w:val="0"/>
+        </w:rPr>
+        <w:t xml:space="preserve">By the end, I can encode and decode text using a specified </w:t>
+      </w:r>
+      <w:r>
+        <w:rPr>
+          <w:b/>
+        </w:rPr>
+        <w:t>vocabulary</w:t>
+      </w:r>
+      <w:r>
+        <w:rPr>
+          <w:b w:val="0"/>
+        </w:rPr>
+        <w:t xml:space="preserve"> and matching rule.</w:t>
       </w:r>
     </w:p>
     <w:p>
@@ -227,17 +413,52 @@
     </w:p>
     <w:p>
       <w:r>
+        <w:t>Investigate the supplied Text as Pieces case. Separate observations, given facts and assumptions before choosing an explanation.</w:t>
+      </w:r>
+    </w:p>
+    <w:p>
+      <w:pPr>
+        <w:spacing w:line="336" w:lineRule="auto" w:after="180"/>
+      </w:pPr>
+      <w:r>
+        <w:rPr>
+          <w:b/>
+        </w:rPr>
         <w:t>PICTURE STORY</w:t>
       </w:r>
     </w:p>
     <w:p>
-      <w:r>
+      <w:pPr>
+        <w:spacing w:line="336" w:lineRule="auto" w:after="180"/>
+      </w:pPr>
+      <w:r>
+        <w:rPr>
+          <w:b w:val="0"/>
+        </w:rPr>
         <w:t>Notice → Predict → Explain</w:t>
       </w:r>
     </w:p>
     <w:p>
-      <w:r>
-        <w:t>Begin with visible evidence. Do not explain more than the picture and information support.</w:t>
+      <w:pPr>
+        <w:spacing w:line="336" w:lineRule="auto" w:after="180"/>
+      </w:pPr>
+      <w:r>
+        <w:rPr>
+          <w:b w:val="0"/>
+        </w:rPr>
+        <w:t xml:space="preserve">Begin with visible </w:t>
+      </w:r>
+      <w:r>
+        <w:rPr>
+          <w:b/>
+        </w:rPr>
+        <w:t>evidence</w:t>
+      </w:r>
+      <w:r>
+        <w:rPr>
+          <w:b w:val="0"/>
+        </w:rPr>
+        <w:t>. Do not explain more than the picture and information support.</w:t>
       </w:r>
     </w:p>
     <w:p>
@@ -277,18 +498,70 @@
       </w:r>
     </w:p>
     <w:p>
-      <w:r>
+      <w:pPr>
+        <w:pStyle w:val="Heading3"/>
+      </w:pPr>
+      <w:r>
+        <w:t>Start with this puzzle</w:t>
+      </w:r>
+    </w:p>
+    <w:p>
+      <w:pPr>
+        <w:spacing w:line="336" w:lineRule="auto" w:after="180"/>
+        <w:shd w:fill="F1F6FC"/>
+      </w:pPr>
+      <w:r>
+        <w:rPr>
+          <w:b w:val="0"/>
+        </w:rPr>
         <w:t>MYSTERY</w:t>
       </w:r>
     </w:p>
     <w:p>
-      <w:r>
-        <w:t>The learners must use text as pieces to solve a problem. What information do they have? What decision or calculation do they make? What would count as evidence that it worked?</w:t>
-      </w:r>
-    </w:p>
-    <w:p>
-      <w:r>
-        <w:t>Three observations (what you can point to):</w:t>
+      <w:pPr>
+        <w:spacing w:line="336" w:lineRule="auto" w:after="180"/>
+        <w:shd w:fill="F5F1FB"/>
+      </w:pPr>
+      <w:r>
+        <w:rPr>
+          <w:b w:val="0"/>
+        </w:rPr>
+        <w:t xml:space="preserve">The learners must use text as pieces to solve a problem. What information do they have? What decision or calculation do they make? What would count as </w:t>
+      </w:r>
+      <w:r>
+        <w:rPr>
+          <w:b/>
+        </w:rPr>
+        <w:t>evidence</w:t>
+      </w:r>
+      <w:r>
+        <w:rPr>
+          <w:b w:val="0"/>
+        </w:rPr>
+        <w:t xml:space="preserve"> that it worked?</w:t>
+      </w:r>
+    </w:p>
+    <w:p>
+      <w:pPr>
+        <w:spacing w:line="336" w:lineRule="auto" w:after="180"/>
+      </w:pPr>
+      <w:r>
+        <w:rPr>
+          <w:b w:val="0"/>
+        </w:rPr>
+        <w:t xml:space="preserve">Three </w:t>
+      </w:r>
+      <w:r>
+        <w:rPr>
+          <w:b/>
+        </w:rPr>
+        <w:t>observation</w:t>
+      </w:r>
+      <w:r>
+        <w:rPr>
+          <w:b w:val="0"/>
+        </w:rPr>
+        <w:t>s (what you can point to):</w:t>
       </w:r>
     </w:p>
     <w:p>
@@ -325,8 +598,26 @@
       </w:r>
     </w:p>
     <w:p>
-      <w:r>
-        <w:t>My prediction and the clue supporting it:</w:t>
+      <w:pPr>
+        <w:spacing w:line="336" w:lineRule="auto" w:after="180"/>
+      </w:pPr>
+      <w:r>
+        <w:rPr>
+          <w:b w:val="0"/>
+        </w:rPr>
+        <w:t xml:space="preserve">My </w:t>
+      </w:r>
+      <w:r>
+        <w:rPr>
+          <w:b/>
+        </w:rPr>
+        <w:t>prediction</w:t>
+      </w:r>
+      <w:r>
+        <w:rPr>
+          <w:b w:val="0"/>
+        </w:rPr>
+        <w:t xml:space="preserve"> and the clue supporting it:</w:t>
       </w:r>
     </w:p>
     <w:p>
@@ -371,13 +662,161 @@
       </w:r>
     </w:p>
     <w:p>
-      <w:r>
-        <w:t>Tokens need not be words. A classroom tokenizer can use an exact, case-sensitive vocabulary and greedily choose the longest matching token from left to right. This is a toy rule, not a claim about every production tokenizer. Define IDs: 0=end, 1=cat, 2=c, 3=a, 4=t, 5=s, 6=space, 7=sat. The space token represents one literal space. The end token is a special terminator, not ordinary text.</w:t>
-      </w:r>
-    </w:p>
-    <w:p>
-      <w:r>
-        <w:t>At each position choose the longest matching ordinary token. If no token matches, stop and report the unsupported character and its position. Do not delete the character or guess a replacement. IDs identify entries; a larger ID does not mean a token is more valuable or more similar.</w:t>
+      <w:pPr>
+        <w:spacing w:line="336" w:lineRule="auto" w:after="180"/>
+      </w:pPr>
+      <w:r>
+        <w:rPr>
+          <w:b/>
+        </w:rPr>
+        <w:t>Token</w:t>
+      </w:r>
+      <w:r>
+        <w:rPr>
+          <w:b w:val="0"/>
+        </w:rPr>
+        <w:t xml:space="preserve">s need not be words. A classroom </w:t>
+      </w:r>
+      <w:r>
+        <w:rPr>
+          <w:b/>
+        </w:rPr>
+        <w:t>token</w:t>
+      </w:r>
+      <w:r>
+        <w:rPr>
+          <w:b w:val="0"/>
+        </w:rPr>
+        <w:t xml:space="preserve">izer can use an exact, case-sensitive </w:t>
+      </w:r>
+      <w:r>
+        <w:rPr>
+          <w:b/>
+        </w:rPr>
+        <w:t>vocabulary</w:t>
+      </w:r>
+      <w:r>
+        <w:rPr>
+          <w:b w:val="0"/>
+        </w:rPr>
+        <w:t xml:space="preserve"> and greedily choose the longest matching </w:t>
+      </w:r>
+      <w:r>
+        <w:rPr>
+          <w:b/>
+        </w:rPr>
+        <w:t>token</w:t>
+      </w:r>
+      <w:r>
+        <w:rPr>
+          <w:b w:val="0"/>
+        </w:rPr>
+        <w:t xml:space="preserve"> from left to right. This is a toy rule, not a claim about every production </w:t>
+      </w:r>
+      <w:r>
+        <w:rPr>
+          <w:b/>
+        </w:rPr>
+        <w:t>token</w:t>
+      </w:r>
+      <w:r>
+        <w:rPr>
+          <w:b w:val="0"/>
+        </w:rPr>
+        <w:t>izer.</w:t>
+      </w:r>
+    </w:p>
+    <w:p>
+      <w:pPr>
+        <w:spacing w:line="336" w:lineRule="auto" w:after="180"/>
+      </w:pPr>
+      <w:r>
+        <w:rPr>
+          <w:b w:val="0"/>
+        </w:rPr>
+        <w:t xml:space="preserve">Define IDs: 0=end, 1=cat, 2=c, 3=a, 4=t, 5=s, 6=space, 7=sat. The space </w:t>
+      </w:r>
+      <w:r>
+        <w:rPr>
+          <w:b/>
+        </w:rPr>
+        <w:t>token</w:t>
+      </w:r>
+      <w:r>
+        <w:rPr>
+          <w:b w:val="0"/>
+        </w:rPr>
+        <w:t xml:space="preserve"> represents one literal space. The end </w:t>
+      </w:r>
+      <w:r>
+        <w:rPr>
+          <w:b/>
+        </w:rPr>
+        <w:t>token</w:t>
+      </w:r>
+      <w:r>
+        <w:rPr>
+          <w:b w:val="0"/>
+        </w:rPr>
+        <w:t xml:space="preserve"> is a special terminator, not ordinary text.</w:t>
+      </w:r>
+    </w:p>
+    <w:p>
+      <w:pPr>
+        <w:spacing w:line="336" w:lineRule="auto" w:after="180"/>
+      </w:pPr>
+      <w:r>
+        <w:rPr>
+          <w:b w:val="0"/>
+        </w:rPr>
+        <w:t xml:space="preserve">At each position choose the longest matching ordinary </w:t>
+      </w:r>
+      <w:r>
+        <w:rPr>
+          <w:b/>
+        </w:rPr>
+        <w:t>token</w:t>
+      </w:r>
+      <w:r>
+        <w:rPr>
+          <w:b w:val="0"/>
+        </w:rPr>
+        <w:t xml:space="preserve">. If no </w:t>
+      </w:r>
+      <w:r>
+        <w:rPr>
+          <w:b/>
+        </w:rPr>
+        <w:t>token</w:t>
+      </w:r>
+      <w:r>
+        <w:rPr>
+          <w:b w:val="0"/>
+        </w:rPr>
+        <w:t xml:space="preserve"> matches, stop and report the unsupported character and its position. Do not delete the character or guess a replacement.</w:t>
+      </w:r>
+    </w:p>
+    <w:p>
+      <w:pPr>
+        <w:spacing w:line="336" w:lineRule="auto" w:after="180"/>
+      </w:pPr>
+      <w:r>
+        <w:rPr>
+          <w:b w:val="0"/>
+        </w:rPr>
+        <w:t xml:space="preserve">IDs identify entries; a larger ID does not mean a </w:t>
+      </w:r>
+      <w:r>
+        <w:rPr>
+          <w:b/>
+        </w:rPr>
+        <w:t>token</w:t>
+      </w:r>
+      <w:r>
+        <w:rPr>
+          <w:b w:val="0"/>
+        </w:rPr>
+        <w:t xml:space="preserve"> is more valuable or more similar.</w:t>
       </w:r>
     </w:p>
     <w:p>
@@ -390,16 +829,69 @@
     </w:p>
     <w:p>
       <w:r>
-        <w:t>VISUAL MECHANISM</w:t>
-      </w:r>
-    </w:p>
-    <w:p>
-      <w:r>
-        <w:t>Input → Process → Output</w:t>
-      </w:r>
-    </w:p>
-    <w:p>
-      <w:r>
+        <w:t>Follow the mechanism for Text as Pieces. Connect each labelled input, deciding step and result.</w:t>
+      </w:r>
+    </w:p>
+    <w:p>
+      <w:pPr>
+        <w:spacing w:line="336" w:lineRule="auto" w:after="180"/>
+      </w:pPr>
+      <w:r>
+        <w:rPr>
+          <w:b/>
+        </w:rPr>
+        <w:t xml:space="preserve">VISUAL </w:t>
+      </w:r>
+      <w:r>
+        <w:rPr>
+          <w:b/>
+        </w:rPr>
+        <w:t>MECHANISM</w:t>
+      </w:r>
+    </w:p>
+    <w:p>
+      <w:pPr>
+        <w:spacing w:line="336" w:lineRule="auto" w:after="180"/>
+      </w:pPr>
+      <w:r>
+        <w:rPr>
+          <w:b/>
+        </w:rPr>
+        <w:t>Input</w:t>
+      </w:r>
+      <w:r>
+        <w:rPr>
+          <w:b w:val="0"/>
+        </w:rPr>
+        <w:t xml:space="preserve"> → </w:t>
+      </w:r>
+      <w:r>
+        <w:rPr>
+          <w:b/>
+        </w:rPr>
+        <w:t>Process</w:t>
+      </w:r>
+      <w:r>
+        <w:rPr>
+          <w:b w:val="0"/>
+        </w:rPr>
+        <w:t xml:space="preserve"> → </w:t>
+      </w:r>
+      <w:r>
+        <w:rPr>
+          <w:b/>
+        </w:rPr>
+        <w:t>Output</w:t>
+      </w:r>
+    </w:p>
+    <w:p>
+      <w:pPr>
+        <w:spacing w:line="336" w:lineRule="auto" w:after="180"/>
+      </w:pPr>
+      <w:r>
+        <w:rPr>
+          <w:b w:val="0"/>
+        </w:rPr>
         <w:t>Trace the information. At each stage, ask what changed and how you could test it.</w:t>
       </w:r>
     </w:p>
@@ -440,7 +932,13 @@
       </w:r>
     </w:p>
     <w:p>
-      <w:r>
+      <w:pPr>
+        <w:spacing w:line="336" w:lineRule="auto" w:after="180"/>
+      </w:pPr>
+      <w:r>
+        <w:rPr>
+          <w:b w:val="0"/>
+        </w:rPr>
         <w:t>↓</w:t>
       </w:r>
     </w:p>
@@ -481,7 +979,13 @@
       </w:r>
     </w:p>
     <w:p>
-      <w:r>
+      <w:pPr>
+        <w:spacing w:line="336" w:lineRule="auto" w:after="180"/>
+      </w:pPr>
+      <w:r>
+        <w:rPr>
+          <w:b w:val="0"/>
+        </w:rPr>
         <w:t>↓</w:t>
       </w:r>
     </w:p>
@@ -522,7 +1026,13 @@
       </w:r>
     </w:p>
     <w:p>
-      <w:r>
+      <w:pPr>
+        <w:spacing w:line="336" w:lineRule="auto" w:after="180"/>
+      </w:pPr>
+      <w:r>
+        <w:rPr>
+          <w:b w:val="0"/>
+        </w:rPr>
         <w:t>Which stage could fail even when the other two are correct? Explain:</w:t>
       </w:r>
     </w:p>
@@ -743,8 +1253,97 @@
       </w:tr>
     </w:tbl>
     <w:p>
-      <w:r>
-        <w:t>The encoding of cats sat is [1,5,6,7], followed by [0] only if the protocol appends an end token. Decoding concatenates the ordinary token strings to recover cats sat. Count four text tokens, or five sequence items with the end marker included; always state the counting convention. The two written words do not imply two tokens.</w:t>
+      <w:pPr>
+        <w:spacing w:line="336" w:lineRule="auto" w:after="180"/>
+      </w:pPr>
+      <w:r>
+        <w:rPr>
+          <w:b w:val="0"/>
+        </w:rPr>
+        <w:t xml:space="preserve">The </w:t>
+      </w:r>
+      <w:r>
+        <w:rPr>
+          <w:b/>
+        </w:rPr>
+        <w:t>encoding</w:t>
+      </w:r>
+      <w:r>
+        <w:rPr>
+          <w:b w:val="0"/>
+        </w:rPr>
+        <w:t xml:space="preserve"> of cats sat is [1,5,6,7], followed by [0] only if the protocol appends an end </w:t>
+      </w:r>
+      <w:r>
+        <w:rPr>
+          <w:b/>
+        </w:rPr>
+        <w:t>token</w:t>
+      </w:r>
+      <w:r>
+        <w:rPr>
+          <w:b w:val="0"/>
+        </w:rPr>
+        <w:t xml:space="preserve">. </w:t>
+      </w:r>
+      <w:r>
+        <w:rPr>
+          <w:b/>
+        </w:rPr>
+        <w:t>Decoding</w:t>
+      </w:r>
+      <w:r>
+        <w:rPr>
+          <w:b w:val="0"/>
+        </w:rPr>
+        <w:t xml:space="preserve"> concatenates the ordinary </w:t>
+      </w:r>
+      <w:r>
+        <w:rPr>
+          <w:b/>
+        </w:rPr>
+        <w:t>token</w:t>
+      </w:r>
+      <w:r>
+        <w:rPr>
+          <w:b w:val="0"/>
+        </w:rPr>
+        <w:t xml:space="preserve"> strings to recover cats sat.</w:t>
+      </w:r>
+    </w:p>
+    <w:p>
+      <w:pPr>
+        <w:spacing w:line="336" w:lineRule="auto" w:after="180"/>
+      </w:pPr>
+      <w:r>
+        <w:rPr>
+          <w:b w:val="0"/>
+        </w:rPr>
+        <w:t xml:space="preserve">Count four text </w:t>
+      </w:r>
+      <w:r>
+        <w:rPr>
+          <w:b/>
+        </w:rPr>
+        <w:t>token</w:t>
+      </w:r>
+      <w:r>
+        <w:rPr>
+          <w:b w:val="0"/>
+        </w:rPr>
+        <w:t xml:space="preserve">s, or five sequence items with the end marker included; always state the counting convention. The two written words do not imply two </w:t>
+      </w:r>
+      <w:r>
+        <w:rPr>
+          <w:b/>
+        </w:rPr>
+        <w:t>token</w:t>
+      </w:r>
+      <w:r>
+        <w:rPr>
+          <w:b w:val="0"/>
+        </w:rPr>
+        <w:t>s.</w:t>
       </w:r>
     </w:p>
     <w:p>
@@ -912,8 +1511,26 @@
       </w:r>
     </w:p>
     <w:p>
-      <w:r>
-        <w:t>Point to the input, the deciding step and the result in this week’s visual. Explain the same step in ordinary words. A picture helps when you can say what each part represents.</w:t>
+      <w:pPr>
+        <w:spacing w:line="336" w:lineRule="auto" w:after="180"/>
+      </w:pPr>
+      <w:r>
+        <w:rPr>
+          <w:b w:val="0"/>
+        </w:rPr>
+        <w:t xml:space="preserve">Point to the </w:t>
+      </w:r>
+      <w:r>
+        <w:rPr>
+          <w:b/>
+        </w:rPr>
+        <w:t>input</w:t>
+      </w:r>
+      <w:r>
+        <w:rPr>
+          <w:b w:val="0"/>
+        </w:rPr>
+        <w:t>, the deciding step and the result in this week’s visual. Explain the same step in ordinary words. A picture helps when you can say what each part represents.</w:t>
       </w:r>
     </w:p>
     <w:p>
@@ -926,16 +1543,54 @@
     </w:p>
     <w:p>
       <w:r>
+        <w:t>Compare the supplied cases for Text as Pieces. Identify the detail that changes the conclusion.</w:t>
+      </w:r>
+    </w:p>
+    <w:p>
+      <w:pPr>
+        <w:pStyle w:val="Heading3"/>
+      </w:pPr>
+      <w:r>
+        <w:t>The case to investigate</w:t>
+      </w:r>
+    </w:p>
+    <w:p>
+      <w:pPr>
+        <w:spacing w:line="336" w:lineRule="auto" w:after="180"/>
+        <w:shd w:fill="F1F6FC"/>
+      </w:pPr>
+      <w:r>
+        <w:rPr>
+          <w:b w:val="0"/>
+        </w:rPr>
         <w:t>CASE GALLERY</w:t>
       </w:r>
     </w:p>
     <w:p>
-      <w:r>
-        <w:t>Four Tests, Four Kinds of Evidence</w:t>
-      </w:r>
-    </w:p>
-    <w:p>
-      <w:r>
+      <w:pPr>
+        <w:spacing w:line="336" w:lineRule="auto" w:after="180"/>
+      </w:pPr>
+      <w:r>
+        <w:rPr>
+          <w:b w:val="0"/>
+        </w:rPr>
+        <w:t xml:space="preserve">Four Tests, Four Kinds of </w:t>
+      </w:r>
+      <w:r>
+        <w:rPr>
+          <w:b/>
+        </w:rPr>
+        <w:t>Evidence</w:t>
+      </w:r>
+    </w:p>
+    <w:p>
+      <w:pPr>
+        <w:spacing w:line="336" w:lineRule="auto" w:after="180"/>
+      </w:pPr>
+      <w:r>
+        <w:rPr>
+          <w:b w:val="0"/>
+        </w:rPr>
         <w:t>A system is not understood until it survives more than one comfortable example.</w:t>
       </w:r>
     </w:p>
@@ -1012,8 +1667,47 @@
       </w:r>
     </w:p>
     <w:p>
-      <w:r>
-        <w:t>NORMAL CASE: predict and name evidence.     BOUNDARY CASE: predict and name evidence.</w:t>
+      <w:pPr>
+        <w:pStyle w:val="Heading3"/>
+      </w:pPr>
+      <w:r>
+        <w:t>The normal case</w:t>
+      </w:r>
+    </w:p>
+    <w:p>
+      <w:pPr>
+        <w:spacing w:line="336" w:lineRule="auto" w:after="180"/>
+        <w:shd w:fill="F1F6FC"/>
+      </w:pPr>
+      <w:r>
+        <w:rPr>
+          <w:b w:val="0"/>
+        </w:rPr>
+        <w:t xml:space="preserve">NORMAL CASE: predict and name </w:t>
+      </w:r>
+      <w:r>
+        <w:rPr>
+          <w:b/>
+        </w:rPr>
+        <w:t>evidence</w:t>
+      </w:r>
+      <w:r>
+        <w:rPr>
+          <w:b w:val="0"/>
+        </w:rPr>
+        <w:t xml:space="preserve">.     BOUNDARY CASE: predict and name </w:t>
+      </w:r>
+      <w:r>
+        <w:rPr>
+          <w:b/>
+        </w:rPr>
+        <w:t>evidence</w:t>
+      </w:r>
+      <w:r>
+        <w:rPr>
+          <w:b w:val="0"/>
+        </w:rPr>
+        <w:t>.</w:t>
       </w:r>
     </w:p>
     <w:p>
@@ -1089,12 +1783,58 @@
       </w:r>
     </w:p>
     <w:p>
-      <w:r>
-        <w:t>MISSING INFORMATION: predict and name evidence.     TRANSFER CASE: predict and name evidence.</w:t>
-      </w:r>
-    </w:p>
-    <w:p>
-      <w:r>
+      <w:pPr>
+        <w:pStyle w:val="Heading3"/>
+      </w:pPr>
+      <w:r>
+        <w:t>Check missing information</w:t>
+      </w:r>
+    </w:p>
+    <w:p>
+      <w:pPr>
+        <w:spacing w:line="336" w:lineRule="auto" w:after="180"/>
+        <w:shd w:fill="FFF5E6"/>
+      </w:pPr>
+      <w:r>
+        <w:rPr>
+          <w:b w:val="0"/>
+        </w:rPr>
+        <w:t xml:space="preserve">MISSING INFORMATION: predict and name </w:t>
+      </w:r>
+      <w:r>
+        <w:rPr>
+          <w:b/>
+        </w:rPr>
+        <w:t>evidence</w:t>
+      </w:r>
+      <w:r>
+        <w:rPr>
+          <w:b w:val="0"/>
+        </w:rPr>
+        <w:t xml:space="preserve">.     TRANSFER CASE: predict and name </w:t>
+      </w:r>
+      <w:r>
+        <w:rPr>
+          <w:b/>
+        </w:rPr>
+        <w:t>evidence</w:t>
+      </w:r>
+      <w:r>
+        <w:rPr>
+          <w:b w:val="0"/>
+        </w:rPr>
+        <w:t>.</w:t>
+      </w:r>
+    </w:p>
+    <w:p>
+      <w:pPr>
+        <w:spacing w:line="336" w:lineRule="auto" w:after="180"/>
+        <w:shd w:fill="F5F1FB"/>
+      </w:pPr>
+      <w:r>
+        <w:rPr>
+          <w:b w:val="0"/>
+        </w:rPr>
         <w:t>Which case is most likely to reveal a hidden assumption? Why?</w:t>
       </w:r>
     </w:p>
@@ -1140,17 +1880,92 @@
       </w:r>
     </w:p>
     <w:p>
-      <w:r>
-        <w:t>Change: Use a character vocabulary covering b,o,k,s and space instead.</w:t>
-      </w:r>
-    </w:p>
-    <w:p>
-      <w:r>
-        <w:t>Prediction: The same phrase uses ten character tokens.</w:t>
-      </w:r>
-    </w:p>
-    <w:p>
-      <w:r>
+      <w:pPr>
+        <w:pStyle w:val="Heading3"/>
+      </w:pPr>
+      <w:r>
+        <w:t>Change one thing</w:t>
+      </w:r>
+    </w:p>
+    <w:p>
+      <w:pPr>
+        <w:spacing w:line="336" w:lineRule="auto" w:after="180"/>
+        <w:shd w:fill="F5F1FB"/>
+      </w:pPr>
+      <w:r>
+        <w:rPr>
+          <w:b w:val="0"/>
+        </w:rPr>
+        <w:t xml:space="preserve">Change: Use a character </w:t>
+      </w:r>
+      <w:r>
+        <w:rPr>
+          <w:b/>
+        </w:rPr>
+        <w:t>vocabulary</w:t>
+      </w:r>
+      <w:r>
+        <w:rPr>
+          <w:b w:val="0"/>
+        </w:rPr>
+        <w:t xml:space="preserve"> covering b,o,k,s and space instead.</w:t>
+      </w:r>
+    </w:p>
+    <w:p>
+      <w:pPr>
+        <w:pStyle w:val="Heading3"/>
+      </w:pPr>
+      <w:r>
+        <w:t>Predicted result</w:t>
+      </w:r>
+    </w:p>
+    <w:p>
+      <w:pPr>
+        <w:spacing w:line="336" w:lineRule="auto" w:after="180"/>
+        <w:shd w:fill="F1F6FC"/>
+      </w:pPr>
+      <w:r>
+        <w:rPr>
+          <w:b/>
+        </w:rPr>
+        <w:t>Prediction</w:t>
+      </w:r>
+      <w:r>
+        <w:rPr>
+          <w:b w:val="0"/>
+        </w:rPr>
+        <w:t xml:space="preserve">: The same phrase uses ten character </w:t>
+      </w:r>
+      <w:r>
+        <w:rPr>
+          <w:b/>
+        </w:rPr>
+        <w:t>token</w:t>
+      </w:r>
+      <w:r>
+        <w:rPr>
+          <w:b w:val="0"/>
+        </w:rPr>
+        <w:t>s.</w:t>
+      </w:r>
+    </w:p>
+    <w:p>
+      <w:pPr>
+        <w:pStyle w:val="Heading3"/>
+      </w:pPr>
+      <w:r>
+        <w:t>Why the result follows</w:t>
+      </w:r>
+    </w:p>
+    <w:p>
+      <w:pPr>
+        <w:spacing w:line="336" w:lineRule="auto" w:after="180"/>
+        <w:shd w:fill="F1F6FC"/>
+      </w:pPr>
+      <w:r>
+        <w:rPr>
+          <w:b w:val="0"/>
+        </w:rPr>
         <w:t>Reason: There are five letters, one space and four letters; its decoded text remains unchanged.</w:t>
       </w:r>
     </w:p>
@@ -1164,16 +1979,45 @@
     </w:p>
     <w:p>
       <w:r>
-        <w:t>VOCABULARY LAB</w:t>
-      </w:r>
-    </w:p>
-    <w:p>
-      <w:r>
+        <w:t>Use the vocabulary of Text as Pieces to explain a concrete decision, rather than only memorising definitions.</w:t>
+      </w:r>
+    </w:p>
+    <w:p>
+      <w:pPr>
+        <w:spacing w:line="336" w:lineRule="auto" w:after="180"/>
+      </w:pPr>
+      <w:r>
+        <w:rPr>
+          <w:b/>
+        </w:rPr>
+        <w:t>VOCABULARY</w:t>
+      </w:r>
+      <w:r>
+        <w:rPr>
+          <w:b/>
+        </w:rPr>
+        <w:t xml:space="preserve"> LAB</w:t>
+      </w:r>
+    </w:p>
+    <w:p>
+      <w:pPr>
+        <w:spacing w:line="336" w:lineRule="auto" w:after="180"/>
+      </w:pPr>
+      <w:r>
+        <w:rPr>
+          <w:b w:val="0"/>
+        </w:rPr>
         <w:t>Words You Can Use to Reason</w:t>
       </w:r>
     </w:p>
     <w:p>
-      <w:r>
+      <w:pPr>
+        <w:spacing w:line="336" w:lineRule="auto" w:after="180"/>
+      </w:pPr>
+      <w:r>
+        <w:rPr>
+          <w:b w:val="0"/>
+        </w:rPr>
         <w:t>A definition matters when you can recognize the idea, use it, and contrast it with a near-miss.</w:t>
       </w:r>
     </w:p>
@@ -1608,17 +2452,58 @@
     </w:p>
     <w:p>
       <w:r>
-        <w:t>WORKED EVIDENCE</w:t>
-      </w:r>
-    </w:p>
-    <w:p>
-      <w:r>
+        <w:t>Follow the worked trace for Text as Pieces, predict a step, then compare with its explanation.</w:t>
+      </w:r>
+    </w:p>
+    <w:p>
+      <w:pPr>
+        <w:spacing w:line="336" w:lineRule="auto" w:after="180"/>
+      </w:pPr>
+      <w:r>
+        <w:rPr>
+          <w:b/>
+        </w:rPr>
+        <w:t xml:space="preserve">WORKED </w:t>
+      </w:r>
+      <w:r>
+        <w:rPr>
+          <w:b/>
+        </w:rPr>
+        <w:t>EVIDENCE</w:t>
+      </w:r>
+    </w:p>
+    <w:p>
+      <w:pPr>
+        <w:spacing w:line="336" w:lineRule="auto" w:after="180"/>
+      </w:pPr>
+      <w:r>
+        <w:rPr>
+          <w:b w:val="0"/>
+        </w:rPr>
         <w:t>Reason Step by Step</w:t>
       </w:r>
     </w:p>
     <w:p>
-      <w:r>
-        <w:t>Predict first. Then check each step. A correct answer without visible reasoning is incomplete evidence.</w:t>
+      <w:pPr>
+        <w:spacing w:line="336" w:lineRule="auto" w:after="180"/>
+      </w:pPr>
+      <w:r>
+        <w:rPr>
+          <w:b w:val="0"/>
+        </w:rPr>
+        <w:t xml:space="preserve">Predict first. Then check each step. A correct answer without visible reasoning is incomplete </w:t>
+      </w:r>
+      <w:r>
+        <w:rPr>
+          <w:b/>
+        </w:rPr>
+        <w:t>evidence</w:t>
+      </w:r>
+      <w:r>
+        <w:rPr>
+          <w:b w:val="0"/>
+        </w:rPr>
+        <w:t>.</w:t>
       </w:r>
     </w:p>
     <w:p>
@@ -1658,27 +2543,121 @@
       </w:r>
     </w:p>
     <w:p>
-      <w:r>
+      <w:pPr>
+        <w:spacing w:line="336" w:lineRule="auto" w:after="180"/>
+        <w:shd w:fill="F4F9FC"/>
+      </w:pPr>
+      <w:r>
+        <w:rPr>
+          <w:b w:val="0"/>
+        </w:rPr>
         <w:t>1. ‘unhelpful’ might split as ‘un’ + ‘help’ + ‘ful’.</w:t>
       </w:r>
     </w:p>
     <w:p>
-      <w:r>
-        <w:t>2. A name or emoji may use unexpected token pieces.</w:t>
-      </w:r>
-    </w:p>
-    <w:p>
-      <w:r>
-        <w:t>3. Token boundaries need not match whole words.</w:t>
-      </w:r>
-    </w:p>
-    <w:p>
-      <w:r>
-        <w:t>4. Meaning emerges from patterns across context, not from one token acting like a dictionary.</w:t>
-      </w:r>
-    </w:p>
-    <w:p>
-      <w:r>
+      <w:pPr>
+        <w:spacing w:line="336" w:lineRule="auto" w:after="180"/>
+        <w:shd w:fill="F4F9FC"/>
+      </w:pPr>
+      <w:r>
+        <w:rPr>
+          <w:b w:val="0"/>
+        </w:rPr>
+        <w:t xml:space="preserve">2. A name or emoji may use unexpected </w:t>
+      </w:r>
+      <w:r>
+        <w:rPr>
+          <w:b/>
+        </w:rPr>
+        <w:t>token</w:t>
+      </w:r>
+      <w:r>
+        <w:rPr>
+          <w:b w:val="0"/>
+        </w:rPr>
+        <w:t xml:space="preserve"> pieces.</w:t>
+      </w:r>
+    </w:p>
+    <w:p>
+      <w:pPr>
+        <w:spacing w:line="336" w:lineRule="auto" w:after="180"/>
+        <w:shd w:fill="F4F9FC"/>
+      </w:pPr>
+      <w:r>
+        <w:rPr>
+          <w:b w:val="0"/>
+        </w:rPr>
+        <w:t xml:space="preserve">3. </w:t>
+      </w:r>
+      <w:r>
+        <w:rPr>
+          <w:b/>
+        </w:rPr>
+        <w:t>Token</w:t>
+      </w:r>
+      <w:r>
+        <w:rPr>
+          <w:b w:val="0"/>
+        </w:rPr>
+        <w:t xml:space="preserve"> boundaries need not match whole words.</w:t>
+      </w:r>
+    </w:p>
+    <w:p>
+      <w:pPr>
+        <w:spacing w:line="336" w:lineRule="auto" w:after="180"/>
+        <w:shd w:fill="F4F9FC"/>
+      </w:pPr>
+      <w:r>
+        <w:rPr>
+          <w:b w:val="0"/>
+        </w:rPr>
+        <w:t xml:space="preserve">4. Meaning emerges from </w:t>
+      </w:r>
+      <w:r>
+        <w:rPr>
+          <w:b/>
+        </w:rPr>
+        <w:t>pattern</w:t>
+      </w:r>
+      <w:r>
+        <w:rPr>
+          <w:b w:val="0"/>
+        </w:rPr>
+        <w:t xml:space="preserve">s across </w:t>
+      </w:r>
+      <w:r>
+        <w:rPr>
+          <w:b/>
+        </w:rPr>
+        <w:t>context</w:t>
+      </w:r>
+      <w:r>
+        <w:rPr>
+          <w:b w:val="0"/>
+        </w:rPr>
+        <w:t xml:space="preserve">, not from one </w:t>
+      </w:r>
+      <w:r>
+        <w:rPr>
+          <w:b/>
+        </w:rPr>
+        <w:t>token</w:t>
+      </w:r>
+      <w:r>
+        <w:rPr>
+          <w:b w:val="0"/>
+        </w:rPr>
+        <w:t xml:space="preserve"> acting like a dictionary.</w:t>
+      </w:r>
+    </w:p>
+    <w:p>
+      <w:pPr>
+        <w:spacing w:line="336" w:lineRule="auto" w:after="180"/>
+      </w:pPr>
+      <w:r>
+        <w:rPr>
+          <w:b w:val="0"/>
+        </w:rPr>
         <w:t>Recalculate, retrace, or restate the reasoning in your own representation:</w:t>
       </w:r>
     </w:p>
@@ -1716,8 +2695,27 @@
       </w:r>
     </w:p>
     <w:p>
-      <w:r>
-        <w:t>CHECK  Did the evidence answer the exact question? Did the total, path, or source record stay consistent?</w:t>
+      <w:pPr>
+        <w:spacing w:line="336" w:lineRule="auto" w:after="180"/>
+        <w:shd w:fill="F5F1FB"/>
+      </w:pPr>
+      <w:r>
+        <w:rPr>
+          <w:b w:val="0"/>
+        </w:rPr>
+        <w:t xml:space="preserve">CHECK  Did the </w:t>
+      </w:r>
+      <w:r>
+        <w:rPr>
+          <w:b/>
+        </w:rPr>
+        <w:t>evidence</w:t>
+      </w:r>
+      <w:r>
+        <w:rPr>
+          <w:b w:val="0"/>
+        </w:rPr>
+        <w:t xml:space="preserve"> answer the exact question? Did the total, path, or source record stay consistent?</w:t>
       </w:r>
     </w:p>
     <w:p>
@@ -1729,25 +2727,207 @@
       </w:r>
     </w:p>
     <w:p>
-      <w:r>
-        <w:t>A character-only vocabulary c,a,t,s,space could encode cats sat as c,a,t,s,space,s,a,t: eight text tokens. The original vocabulary uses four. Both decode to the same source text. Sequence length is a property of the text, vocabulary and encoding rule together. Counts from different tokenizers are not automatically comparable.</w:t>
-      </w:r>
-    </w:p>
-    <w:p>
-      <w:r>
-        <w:t>In this vocabulary, sat is chosen over s because it is longer. The toy longest-match rule is defined explicitly. Real tokenizers may use different algorithms, byte encodings and special-token policies. Never infer an unknown tokenizer’s count from word count alone.</w:t>
-      </w:r>
-    </w:p>
-    <w:p>
       <w:pPr>
         <w:pStyle w:val="Heading3"/>
       </w:pPr>
       <w:r>
+        <w:t>Worked explanation · Text as Pieces</w:t>
+      </w:r>
+    </w:p>
+    <w:p>
+      <w:pPr>
+        <w:spacing w:line="336" w:lineRule="auto" w:after="180"/>
+        <w:shd w:fill="F1F6FC"/>
+      </w:pPr>
+      <w:r>
+        <w:rPr>
+          <w:b w:val="0"/>
+        </w:rPr>
+        <w:t xml:space="preserve">A character-only </w:t>
+      </w:r>
+      <w:r>
+        <w:rPr>
+          <w:b/>
+        </w:rPr>
+        <w:t>vocabulary</w:t>
+      </w:r>
+      <w:r>
+        <w:rPr>
+          <w:b w:val="0"/>
+        </w:rPr>
+        <w:t xml:space="preserve"> c,a,t,s,space could encode cats sat as c,a,t,s,space,s,a,t: eight text </w:t>
+      </w:r>
+      <w:r>
+        <w:rPr>
+          <w:b/>
+        </w:rPr>
+        <w:t>token</w:t>
+      </w:r>
+      <w:r>
+        <w:rPr>
+          <w:b w:val="0"/>
+        </w:rPr>
+        <w:t xml:space="preserve">s. The original </w:t>
+      </w:r>
+      <w:r>
+        <w:rPr>
+          <w:b/>
+        </w:rPr>
+        <w:t>vocabulary</w:t>
+      </w:r>
+      <w:r>
+        <w:rPr>
+          <w:b w:val="0"/>
+        </w:rPr>
+        <w:t xml:space="preserve"> uses four. Both decode to the same source text.</w:t>
+      </w:r>
+    </w:p>
+    <w:p>
+      <w:pPr>
+        <w:spacing w:line="336" w:lineRule="auto" w:after="180"/>
+        <w:shd w:fill="F1F6FC"/>
+      </w:pPr>
+      <w:r>
+        <w:rPr>
+          <w:b w:val="0"/>
+        </w:rPr>
+        <w:t xml:space="preserve">Sequence length is a property of the text, </w:t>
+      </w:r>
+      <w:r>
+        <w:rPr>
+          <w:b/>
+        </w:rPr>
+        <w:t>vocabulary</w:t>
+      </w:r>
+      <w:r>
+        <w:rPr>
+          <w:b w:val="0"/>
+        </w:rPr>
+        <w:t xml:space="preserve"> and </w:t>
+      </w:r>
+      <w:r>
+        <w:rPr>
+          <w:b/>
+        </w:rPr>
+        <w:t>encoding</w:t>
+      </w:r>
+      <w:r>
+        <w:rPr>
+          <w:b w:val="0"/>
+        </w:rPr>
+        <w:t xml:space="preserve"> rule together. Counts from different </w:t>
+      </w:r>
+      <w:r>
+        <w:rPr>
+          <w:b/>
+        </w:rPr>
+        <w:t>token</w:t>
+      </w:r>
+      <w:r>
+        <w:rPr>
+          <w:b w:val="0"/>
+        </w:rPr>
+        <w:t>izers are not automatically comparable.</w:t>
+      </w:r>
+    </w:p>
+    <w:p>
+      <w:pPr>
+        <w:spacing w:line="336" w:lineRule="auto" w:after="180"/>
+      </w:pPr>
+      <w:r>
+        <w:rPr>
+          <w:b w:val="0"/>
+        </w:rPr>
+        <w:t xml:space="preserve">In this </w:t>
+      </w:r>
+      <w:r>
+        <w:rPr>
+          <w:b/>
+        </w:rPr>
+        <w:t>vocabulary</w:t>
+      </w:r>
+      <w:r>
+        <w:rPr>
+          <w:b w:val="0"/>
+        </w:rPr>
+        <w:t xml:space="preserve">, sat is chosen over s because it is longer. The toy longest-match rule is defined explicitly. Real </w:t>
+      </w:r>
+      <w:r>
+        <w:rPr>
+          <w:b/>
+        </w:rPr>
+        <w:t>token</w:t>
+      </w:r>
+      <w:r>
+        <w:rPr>
+          <w:b w:val="0"/>
+        </w:rPr>
+        <w:t xml:space="preserve">izers may use different algorithms, byte </w:t>
+      </w:r>
+      <w:r>
+        <w:rPr>
+          <w:b/>
+        </w:rPr>
+        <w:t>encoding</w:t>
+      </w:r>
+      <w:r>
+        <w:rPr>
+          <w:b w:val="0"/>
+        </w:rPr>
+        <w:t>s and special-</w:t>
+      </w:r>
+      <w:r>
+        <w:rPr>
+          <w:b/>
+        </w:rPr>
+        <w:t>token</w:t>
+      </w:r>
+      <w:r>
+        <w:rPr>
+          <w:b w:val="0"/>
+        </w:rPr>
+        <w:t xml:space="preserve"> policies.</w:t>
+      </w:r>
+    </w:p>
+    <w:p>
+      <w:pPr>
+        <w:spacing w:line="336" w:lineRule="auto" w:after="180"/>
+      </w:pPr>
+      <w:r>
+        <w:rPr>
+          <w:b w:val="0"/>
+        </w:rPr>
+        <w:t xml:space="preserve">Never infer an unknown </w:t>
+      </w:r>
+      <w:r>
+        <w:rPr>
+          <w:b/>
+        </w:rPr>
+        <w:t>token</w:t>
+      </w:r>
+      <w:r>
+        <w:rPr>
+          <w:b w:val="0"/>
+        </w:rPr>
+        <w:t>izer’s count from word count alone.</w:t>
+      </w:r>
+    </w:p>
+    <w:p>
+      <w:pPr>
+        <w:pStyle w:val="Heading3"/>
+      </w:pPr>
+      <w:r>
         <w:t>Learn from the worked case</w:t>
       </w:r>
     </w:p>
     <w:p>
-      <w:r>
+      <w:pPr>
+        <w:spacing w:line="336" w:lineRule="auto" w:after="180"/>
+      </w:pPr>
+      <w:r>
+        <w:rPr>
+          <w:b w:val="0"/>
+        </w:rPr>
         <w:t>Cover the result before checking it. Say what is given, choose the procedure, and follow one step at a time. Then uncover the result and explain your first mismatch. Ask why a step is allowed, not only what number it produces.</w:t>
       </w:r>
     </w:p>
@@ -1760,8 +2940,38 @@
       </w:r>
     </w:p>
     <w:p>
-      <w:r>
-        <w:t>A fictional tokenizer converts a short catalogue phrase into tokens.</w:t>
+      <w:pPr>
+        <w:spacing w:line="336" w:lineRule="auto" w:after="180"/>
+      </w:pPr>
+      <w:r>
+        <w:rPr>
+          <w:b w:val="0"/>
+        </w:rPr>
+        <w:t xml:space="preserve">A fictional </w:t>
+      </w:r>
+      <w:r>
+        <w:rPr>
+          <w:b/>
+        </w:rPr>
+        <w:t>token</w:t>
+      </w:r>
+      <w:r>
+        <w:rPr>
+          <w:b w:val="0"/>
+        </w:rPr>
+        <w:t xml:space="preserve">izer converts a short catalogue phrase into </w:t>
+      </w:r>
+      <w:r>
+        <w:rPr>
+          <w:b/>
+        </w:rPr>
+        <w:t>token</w:t>
+      </w:r>
+      <w:r>
+        <w:rPr>
+          <w:b w:val="0"/>
+        </w:rPr>
+        <w:t>s.</w:t>
       </w:r>
     </w:p>
     <w:p>
@@ -1773,13 +2983,61 @@
       </w:r>
     </w:p>
     <w:p>
-      <w:r>
-        <w:t>Vocabulary entries: book, books and the space character. At each position choose the longest matching entry; preserve the actual space.</w:t>
-      </w:r>
-    </w:p>
-    <w:p>
-      <w:r>
-        <w:t>Text is “books book”. Exclamation marks have no token; zero-based character positions are used.</w:t>
+      <w:pPr>
+        <w:pStyle w:val="Heading3"/>
+      </w:pPr>
+      <w:r>
+        <w:t>Supplied facts</w:t>
+      </w:r>
+    </w:p>
+    <w:p>
+      <w:pPr>
+        <w:spacing w:line="336" w:lineRule="auto" w:after="180"/>
+        <w:shd w:fill="F1F6FC"/>
+      </w:pPr>
+      <w:r>
+        <w:rPr>
+          <w:b/>
+        </w:rPr>
+        <w:t>Vocabulary</w:t>
+      </w:r>
+      <w:r>
+        <w:rPr>
+          <w:b w:val="0"/>
+        </w:rPr>
+        <w:t xml:space="preserve"> entries: book, books and the space character. At each position choose the longest matching entry; preserve the actual space.</w:t>
+      </w:r>
+    </w:p>
+    <w:p>
+      <w:pPr>
+        <w:pStyle w:val="Heading3"/>
+      </w:pPr>
+      <w:r>
+        <w:t>Supplied facts</w:t>
+      </w:r>
+    </w:p>
+    <w:p>
+      <w:pPr>
+        <w:spacing w:line="336" w:lineRule="auto" w:after="180"/>
+        <w:shd w:fill="F1F6FC"/>
+      </w:pPr>
+      <w:r>
+        <w:rPr>
+          <w:b w:val="0"/>
+        </w:rPr>
+        <w:t xml:space="preserve">Text is “books book”. Exclamation marks have no </w:t>
+      </w:r>
+      <w:r>
+        <w:rPr>
+          <w:b/>
+        </w:rPr>
+        <w:t>token</w:t>
+      </w:r>
+      <w:r>
+        <w:rPr>
+          <w:b w:val="0"/>
+        </w:rPr>
+        <w:t>; zero-based character positions are used.</w:t>
       </w:r>
     </w:p>
     <w:p>
@@ -1964,31 +3222,223 @@
       </w:r>
     </w:p>
     <w:p>
-      <w:r>
-        <w:t>A token is defined by the vocabulary and encoding rule; it need not be one word or one character. Longest matching matters where vocabulary entries overlap. Counting text tokens here does not count letters. Preserve spaces during decoding so the reconstructed text matches the original exactly.</w:t>
-      </w:r>
-    </w:p>
-    <w:p>
       <w:pPr>
         <w:pStyle w:val="Heading3"/>
       </w:pPr>
       <w:r>
+        <w:t>Why the result follows</w:t>
+      </w:r>
+    </w:p>
+    <w:p>
+      <w:pPr>
+        <w:spacing w:line="336" w:lineRule="auto" w:after="180"/>
+        <w:shd w:fill="F1F6FC"/>
+      </w:pPr>
+      <w:r>
+        <w:rPr>
+          <w:b w:val="0"/>
+        </w:rPr>
+        <w:t xml:space="preserve">A </w:t>
+      </w:r>
+      <w:r>
+        <w:rPr>
+          <w:b/>
+        </w:rPr>
+        <w:t>token</w:t>
+      </w:r>
+      <w:r>
+        <w:rPr>
+          <w:b w:val="0"/>
+        </w:rPr>
+        <w:t xml:space="preserve"> is defined by the </w:t>
+      </w:r>
+      <w:r>
+        <w:rPr>
+          <w:b/>
+        </w:rPr>
+        <w:t>vocabulary</w:t>
+      </w:r>
+      <w:r>
+        <w:rPr>
+          <w:b w:val="0"/>
+        </w:rPr>
+        <w:t xml:space="preserve"> and </w:t>
+      </w:r>
+      <w:r>
+        <w:rPr>
+          <w:b/>
+        </w:rPr>
+        <w:t>encoding</w:t>
+      </w:r>
+      <w:r>
+        <w:rPr>
+          <w:b w:val="0"/>
+        </w:rPr>
+        <w:t xml:space="preserve"> rule; it need not be one word or one character. Longest matching matters where </w:t>
+      </w:r>
+      <w:r>
+        <w:rPr>
+          <w:b/>
+        </w:rPr>
+        <w:t>vocabulary</w:t>
+      </w:r>
+      <w:r>
+        <w:rPr>
+          <w:b w:val="0"/>
+        </w:rPr>
+        <w:t xml:space="preserve"> entries overlap. Counting text </w:t>
+      </w:r>
+      <w:r>
+        <w:rPr>
+          <w:b/>
+        </w:rPr>
+        <w:t>token</w:t>
+      </w:r>
+      <w:r>
+        <w:rPr>
+          <w:b w:val="0"/>
+        </w:rPr>
+        <w:t>s here does not count letters.</w:t>
+      </w:r>
+    </w:p>
+    <w:p>
+      <w:pPr>
+        <w:spacing w:line="336" w:lineRule="auto" w:after="180"/>
+        <w:shd w:fill="F1F6FC"/>
+      </w:pPr>
+      <w:r>
+        <w:rPr>
+          <w:b w:val="0"/>
+        </w:rPr>
+        <w:t xml:space="preserve">Preserve spaces during </w:t>
+      </w:r>
+      <w:r>
+        <w:rPr>
+          <w:b/>
+        </w:rPr>
+        <w:t>decoding</w:t>
+      </w:r>
+      <w:r>
+        <w:rPr>
+          <w:b w:val="0"/>
+        </w:rPr>
+        <w:t xml:space="preserve"> so the reconstructed text matches the original exactly.</w:t>
+      </w:r>
+    </w:p>
+    <w:p>
+      <w:pPr>
+        <w:pStyle w:val="Heading3"/>
+      </w:pPr>
+      <w:r>
         <w:t>What this example does not establish</w:t>
       </w:r>
     </w:p>
     <w:p>
-      <w:r>
-        <w:t>This deterministic toy tokenizer omits real subword training, Unicode handling and model-specific special tokens.</w:t>
-      </w:r>
-    </w:p>
-    <w:p>
-      <w:r>
+      <w:pPr>
+        <w:pStyle w:val="Heading3"/>
+      </w:pPr>
+      <w:r>
+        <w:t>Keep the stated limit</w:t>
+      </w:r>
+    </w:p>
+    <w:p>
+      <w:pPr>
+        <w:spacing w:line="336" w:lineRule="auto" w:after="180"/>
+        <w:shd w:fill="FFF5E6"/>
+      </w:pPr>
+      <w:r>
+        <w:rPr>
+          <w:b w:val="0"/>
+        </w:rPr>
+        <w:t xml:space="preserve">This deterministic toy </w:t>
+      </w:r>
+      <w:r>
+        <w:rPr>
+          <w:b/>
+        </w:rPr>
+        <w:t>token</w:t>
+      </w:r>
+      <w:r>
+        <w:rPr>
+          <w:b w:val="0"/>
+        </w:rPr>
+        <w:t xml:space="preserve">izer omits real subword </w:t>
+      </w:r>
+      <w:r>
+        <w:rPr>
+          <w:b/>
+        </w:rPr>
+        <w:t>training</w:t>
+      </w:r>
+      <w:r>
+        <w:rPr>
+          <w:b w:val="0"/>
+        </w:rPr>
+        <w:t xml:space="preserve">, Unicode handling and model-specific special </w:t>
+      </w:r>
+      <w:r>
+        <w:rPr>
+          <w:b/>
+        </w:rPr>
+        <w:t>token</w:t>
+      </w:r>
+      <w:r>
+        <w:rPr>
+          <w:b w:val="0"/>
+        </w:rPr>
+        <w:t>s.</w:t>
+      </w:r>
+    </w:p>
+    <w:p>
+      <w:pPr>
+        <w:pStyle w:val="Heading3"/>
+      </w:pPr>
+      <w:r>
+        <w:t>Keep the stated limit</w:t>
+      </w:r>
+    </w:p>
+    <w:p>
+      <w:pPr>
+        <w:spacing w:line="336" w:lineRule="auto" w:after="180"/>
+        <w:shd w:fill="FFF5E6"/>
+      </w:pPr>
+      <w:r>
+        <w:rPr>
+          <w:b w:val="0"/>
+        </w:rPr>
         <w:t>Read the labelled picture: Why is the unknown ! at position 10 rather than position 9?</w:t>
       </w:r>
     </w:p>
     <w:p>
-      <w:r>
-        <w:t>Change one thing: Use a character vocabulary covering b,o,k,s and space instead. Predict the result before checking the explanation. What remains the same?</w:t>
+      <w:pPr>
+        <w:pStyle w:val="Heading3"/>
+      </w:pPr>
+      <w:r>
+        <w:t>Keep the stated limit</w:t>
+      </w:r>
+    </w:p>
+    <w:p>
+      <w:pPr>
+        <w:spacing w:line="336" w:lineRule="auto" w:after="180"/>
+        <w:shd w:fill="FFF5E6"/>
+      </w:pPr>
+      <w:r>
+        <w:rPr>
+          <w:b w:val="0"/>
+        </w:rPr>
+        <w:t xml:space="preserve">Change one thing: Use a character </w:t>
+      </w:r>
+      <w:r>
+        <w:rPr>
+          <w:b/>
+        </w:rPr>
+        <w:t>vocabulary</w:t>
+      </w:r>
+      <w:r>
+        <w:rPr>
+          <w:b w:val="0"/>
+        </w:rPr>
+        <w:t xml:space="preserve"> covering b,o,k,s and space instead. Predict the result before checking the explanation. What remains the same?</w:t>
       </w:r>
     </w:p>
     <w:p>
@@ -2001,17 +3451,61 @@
     </w:p>
     <w:p>
       <w:r>
+        <w:t>Find the unsupported step in the Text as Pieces claim and explain a repair using the supplied evidence.</w:t>
+      </w:r>
+    </w:p>
+    <w:p>
+      <w:pPr>
+        <w:pStyle w:val="Heading3"/>
+      </w:pPr>
+      <w:r>
+        <w:t>Find the first error</w:t>
+      </w:r>
+    </w:p>
+    <w:p>
+      <w:pPr>
+        <w:spacing w:line="336" w:lineRule="auto" w:after="180"/>
+        <w:shd w:fill="FFF5E6"/>
+      </w:pPr>
+      <w:r>
+        <w:rPr>
+          <w:b w:val="0"/>
+        </w:rPr>
         <w:t>ERROR DETECTIVE</w:t>
       </w:r>
     </w:p>
     <w:p>
-      <w:r>
+      <w:pPr>
+        <w:spacing w:line="336" w:lineRule="auto" w:after="180"/>
+      </w:pPr>
+      <w:r>
+        <w:rPr>
+          <w:b w:val="0"/>
+        </w:rPr>
         <w:t>Compare → Diagnose → Repair</w:t>
       </w:r>
     </w:p>
     <w:p>
-      <w:r>
-        <w:t>Do not patch the answer. Find the earliest unsupported assumption, wrong step, or weak evidence.</w:t>
+      <w:pPr>
+        <w:spacing w:line="336" w:lineRule="auto" w:after="180"/>
+      </w:pPr>
+      <w:r>
+        <w:rPr>
+          <w:b w:val="0"/>
+        </w:rPr>
+        <w:t xml:space="preserve">Do not patch the answer. Find the earliest unsupported assumption, wrong step, or weak </w:t>
+      </w:r>
+      <w:r>
+        <w:rPr>
+          <w:b/>
+        </w:rPr>
+        <w:t>evidence</w:t>
+      </w:r>
+      <w:r>
+        <w:rPr>
+          <w:b w:val="0"/>
+        </w:rPr>
+        <w:t>.</w:t>
       </w:r>
     </w:p>
     <w:p>
@@ -2261,7 +3755,14 @@
       </w:tr>
     </w:tbl>
     <w:p>
-      <w:r>
+      <w:pPr>
+        <w:spacing w:line="336" w:lineRule="auto" w:after="180"/>
+        <w:shd w:fill="F5F1FB"/>
+      </w:pPr>
+      <w:r>
+        <w:rPr>
+          <w:b w:val="0"/>
+        </w:rPr>
         <w:t>Repair one cause. Why is this repair better than changing several things?</w:t>
       </w:r>
     </w:p>
@@ -2307,15 +3808,96 @@
       </w:r>
     </w:p>
     <w:p>
-      <w:r>
-        <w:t>Decoding round trips check representation, not factual meaning. A supported spelling can be false; an unsupported character can be important. Record the vocabulary version, rule and special-token convention when comparing counts or reproducing model inputs. Whitespace, case and punctuation are part of this exact toy input contract.</w:t>
-      </w:r>
-    </w:p>
-    <w:p>
       <w:pPr>
         <w:pStyle w:val="Heading3"/>
       </w:pPr>
       <w:r>
+        <w:t>Check the claim against the facts</w:t>
+      </w:r>
+    </w:p>
+    <w:p>
+      <w:pPr>
+        <w:spacing w:line="336" w:lineRule="auto" w:after="180"/>
+        <w:shd w:fill="FFF5E6"/>
+      </w:pPr>
+      <w:r>
+        <w:rPr>
+          <w:b/>
+        </w:rPr>
+        <w:t>Decoding</w:t>
+      </w:r>
+      <w:r>
+        <w:rPr>
+          <w:b w:val="0"/>
+        </w:rPr>
+        <w:t xml:space="preserve"> round trips check representation, not factual meaning. A supported spelling can be false; an unsupported character can be important.</w:t>
+      </w:r>
+    </w:p>
+    <w:p>
+      <w:pPr>
+        <w:spacing w:line="336" w:lineRule="auto" w:after="180"/>
+        <w:shd w:fill="FFF5E6"/>
+      </w:pPr>
+      <w:r>
+        <w:rPr>
+          <w:b w:val="0"/>
+        </w:rPr>
+        <w:t xml:space="preserve">Record the </w:t>
+      </w:r>
+      <w:r>
+        <w:rPr>
+          <w:b/>
+        </w:rPr>
+        <w:t>vocabulary</w:t>
+      </w:r>
+      <w:r>
+        <w:rPr>
+          <w:b w:val="0"/>
+        </w:rPr>
+        <w:t xml:space="preserve"> version, rule and special-</w:t>
+      </w:r>
+      <w:r>
+        <w:rPr>
+          <w:b/>
+        </w:rPr>
+        <w:t>token</w:t>
+      </w:r>
+      <w:r>
+        <w:rPr>
+          <w:b w:val="0"/>
+        </w:rPr>
+        <w:t xml:space="preserve"> convention when comparing counts or reproducing model </w:t>
+      </w:r>
+      <w:r>
+        <w:rPr>
+          <w:b/>
+        </w:rPr>
+        <w:t>input</w:t>
+      </w:r>
+      <w:r>
+        <w:rPr>
+          <w:b w:val="0"/>
+        </w:rPr>
+        <w:t xml:space="preserve">s. Whitespace, case and punctuation are part of this exact toy </w:t>
+      </w:r>
+      <w:r>
+        <w:rPr>
+          <w:b/>
+        </w:rPr>
+        <w:t>input</w:t>
+      </w:r>
+      <w:r>
+        <w:rPr>
+          <w:b w:val="0"/>
+        </w:rPr>
+        <w:t xml:space="preserve"> contract.</w:t>
+      </w:r>
+    </w:p>
+    <w:p>
+      <w:pPr>
+        <w:pStyle w:val="Heading3"/>
+      </w:pPr>
+      <w:r>
         <w:t>Exit: a program drops ! from cat! and announces a successful round trip. Identify the changed information and the honest response.</w:t>
       </w:r>
     </w:p>
@@ -2354,16 +3936,39 @@
     </w:p>
     <w:p>
       <w:r>
+        <w:t>Practise Text as Pieces with support, then explain the deciding step in your own words.</w:t>
+      </w:r>
+    </w:p>
+    <w:p>
+      <w:pPr>
+        <w:spacing w:line="336" w:lineRule="auto" w:after="180"/>
+      </w:pPr>
+      <w:r>
+        <w:rPr>
+          <w:b/>
+        </w:rPr>
         <w:t>LOGIC STUDIO</w:t>
       </w:r>
     </w:p>
     <w:p>
-      <w:r>
+      <w:pPr>
+        <w:spacing w:line="336" w:lineRule="auto" w:after="180"/>
+      </w:pPr>
+      <w:r>
+        <w:rPr>
+          <w:b w:val="0"/>
+        </w:rPr>
         <w:t>Trace Before You Run</w:t>
       </w:r>
     </w:p>
     <w:p>
-      <w:r>
+      <w:pPr>
+        <w:spacing w:line="336" w:lineRule="auto" w:after="180"/>
+      </w:pPr>
+      <w:r>
+        <w:rPr>
+          <w:b w:val="0"/>
+        </w:rPr>
         <w:t>Block code, pseudocode, tables, and diagrams are different ways to expose the same reasoning.</w:t>
       </w:r>
     </w:p>
@@ -2404,8 +4009,26 @@
       </w:r>
     </w:p>
     <w:p>
-      <w:r>
-        <w:t>SET evidence_record</w:t>
+      <w:pPr>
+        <w:spacing w:line="336" w:lineRule="auto" w:after="180"/>
+      </w:pPr>
+      <w:r>
+        <w:rPr>
+          <w:b w:val="0"/>
+        </w:rPr>
+        <w:t xml:space="preserve">SET </w:t>
+      </w:r>
+      <w:r>
+        <w:rPr>
+          <w:b/>
+        </w:rPr>
+        <w:t>evidence</w:t>
+      </w:r>
+      <w:r>
+        <w:rPr>
+          <w:b w:val="0"/>
+        </w:rPr>
+        <w:t>_record</w:t>
         <w:br/>
         <w:t>PREDICT expected_result</w:t>
         <w:br/>
@@ -2419,8 +4042,27 @@
       </w:r>
     </w:p>
     <w:p>
-      <w:r>
-        <w:t>Trace one input. Which line changes the state or chooses a path?</w:t>
+      <w:pPr>
+        <w:spacing w:line="336" w:lineRule="auto" w:after="180"/>
+        <w:shd w:fill="F5F1FB"/>
+      </w:pPr>
+      <w:r>
+        <w:rPr>
+          <w:b w:val="0"/>
+        </w:rPr>
+        <w:t xml:space="preserve">Trace one </w:t>
+      </w:r>
+      <w:r>
+        <w:rPr>
+          <w:b/>
+        </w:rPr>
+        <w:t>input</w:t>
+      </w:r>
+      <w:r>
+        <w:rPr>
+          <w:b w:val="0"/>
+        </w:rPr>
+        <w:t>. Which line changes the state or chooses a path?</w:t>
       </w:r>
     </w:p>
     <w:p>
@@ -2465,8 +4107,61 @@
       </w:r>
     </w:p>
     <w:p>
-      <w:r>
-        <w:t>Supported case: cat encodes [1]; c at encodes [2,6,3,4]. A space changes both the character sequence and the possible matches. The input Cat is unsupported at position 0 because uppercase C has no entry. The input cat! encodes cat, then fails on ! at position 3; a partial encoding must not be reported as complete success.</w:t>
+      <w:pPr>
+        <w:spacing w:line="336" w:lineRule="auto" w:after="180"/>
+      </w:pPr>
+      <w:r>
+        <w:rPr>
+          <w:b w:val="0"/>
+        </w:rPr>
+        <w:t xml:space="preserve">Supported case: cat encodes [1]; c at encodes [2,6,3,4]. A space changes both the character sequence and the possible matches. The </w:t>
+      </w:r>
+      <w:r>
+        <w:rPr>
+          <w:b/>
+        </w:rPr>
+        <w:t>input</w:t>
+      </w:r>
+      <w:r>
+        <w:rPr>
+          <w:b w:val="0"/>
+        </w:rPr>
+        <w:t xml:space="preserve"> Cat is unsupported at position 0 because uppercase C has no entry.</w:t>
+      </w:r>
+    </w:p>
+    <w:p>
+      <w:pPr>
+        <w:spacing w:line="336" w:lineRule="auto" w:after="180"/>
+      </w:pPr>
+      <w:r>
+        <w:rPr>
+          <w:b w:val="0"/>
+        </w:rPr>
+        <w:t xml:space="preserve">The </w:t>
+      </w:r>
+      <w:r>
+        <w:rPr>
+          <w:b/>
+        </w:rPr>
+        <w:t>input</w:t>
+      </w:r>
+      <w:r>
+        <w:rPr>
+          <w:b w:val="0"/>
+        </w:rPr>
+        <w:t xml:space="preserve"> cat! encodes cat, then fails on ! at position 3; a partial </w:t>
+      </w:r>
+      <w:r>
+        <w:rPr>
+          <w:b/>
+        </w:rPr>
+        <w:t>encoding</w:t>
+      </w:r>
+      <w:r>
+        <w:rPr>
+          <w:b w:val="0"/>
+        </w:rPr>
+        <w:t xml:space="preserve"> must not be reported as complete success.</w:t>
       </w:r>
     </w:p>
     <w:p>
@@ -2511,8 +4206,50 @@
       </w:r>
     </w:p>
     <w:p>
-      <w:r>
-        <w:t>Use workbook W2 for the connected example “Tokenisation and vocabulary”. First fill the input and rule boxes. Try the middle steps before asking for a hint. After a hint, try the next step yourself.</w:t>
+      <w:pPr>
+        <w:spacing w:line="336" w:lineRule="auto" w:after="180"/>
+      </w:pPr>
+      <w:r>
+        <w:rPr>
+          <w:b w:val="0"/>
+        </w:rPr>
+        <w:t>Use workbook W2 for the connected example “</w:t>
+      </w:r>
+      <w:r>
+        <w:rPr>
+          <w:b/>
+        </w:rPr>
+        <w:t>Token</w:t>
+      </w:r>
+      <w:r>
+        <w:rPr>
+          <w:b w:val="0"/>
+        </w:rPr>
+        <w:t xml:space="preserve">isation and </w:t>
+      </w:r>
+      <w:r>
+        <w:rPr>
+          <w:b/>
+        </w:rPr>
+        <w:t>vocabulary</w:t>
+      </w:r>
+      <w:r>
+        <w:rPr>
+          <w:b w:val="0"/>
+        </w:rPr>
+        <w:t xml:space="preserve">”. First fill the </w:t>
+      </w:r>
+      <w:r>
+        <w:rPr>
+          <w:b/>
+        </w:rPr>
+        <w:t>input</w:t>
+      </w:r>
+      <w:r>
+        <w:rPr>
+          <w:b w:val="0"/>
+        </w:rPr>
+        <w:t xml:space="preserve"> and rule boxes. Try the middle steps before asking for a hint. After a hint, try the next step yourself.</w:t>
       </w:r>
     </w:p>
     <w:tbl>
@@ -2595,7 +4332,13 @@
       </w:tr>
     </w:tbl>
     <w:p>
-      <w:r>
+      <w:pPr>
+        <w:spacing w:line="336" w:lineRule="auto" w:after="180"/>
+      </w:pPr>
+      <w:r>
+        <w:rPr>
+          <w:b w:val="0"/>
+        </w:rPr>
         <w:t>Explain your trace to a partner. Your partner points to one step to check. Swap roles on the next case. Each person writes their own explanation.</w:t>
       </w:r>
     </w:p>
@@ -2608,12 +4351,71 @@
       </w:r>
     </w:p>
     <w:p>
-      <w:r>
-        <w:t>Use the worked case for Tokenisation and vocabulary. Proposed explanation: “A token always equals a word”. Decide whether this explanation is supported. Point to the step or supplied fact that decides; explain your repair if needed.</w:t>
-      </w:r>
-    </w:p>
-    <w:p>
-      <w:r>
+      <w:pPr>
+        <w:spacing w:line="336" w:lineRule="auto" w:after="180"/>
+      </w:pPr>
+      <w:r>
+        <w:rPr>
+          <w:b w:val="0"/>
+        </w:rPr>
+        <w:t xml:space="preserve">Use the worked case for </w:t>
+      </w:r>
+      <w:r>
+        <w:rPr>
+          <w:b/>
+        </w:rPr>
+        <w:t>Token</w:t>
+      </w:r>
+      <w:r>
+        <w:rPr>
+          <w:b w:val="0"/>
+        </w:rPr>
+        <w:t xml:space="preserve">isation and </w:t>
+      </w:r>
+      <w:r>
+        <w:rPr>
+          <w:b/>
+        </w:rPr>
+        <w:t>vocabulary</w:t>
+      </w:r>
+      <w:r>
+        <w:rPr>
+          <w:b w:val="0"/>
+        </w:rPr>
+        <w:t xml:space="preserve">. Proposed explanation: “A </w:t>
+      </w:r>
+      <w:r>
+        <w:rPr>
+          <w:b/>
+        </w:rPr>
+        <w:t>token</w:t>
+      </w:r>
+      <w:r>
+        <w:rPr>
+          <w:b w:val="0"/>
+        </w:rPr>
+        <w:t xml:space="preserve"> always equals a word”. Decide whether this explanation is supported.</w:t>
+      </w:r>
+    </w:p>
+    <w:p>
+      <w:pPr>
+        <w:spacing w:line="336" w:lineRule="auto" w:after="180"/>
+      </w:pPr>
+      <w:r>
+        <w:rPr>
+          <w:b w:val="0"/>
+        </w:rPr>
+        <w:t>Point to the step or supplied fact that decides; explain your repair if needed.</w:t>
+      </w:r>
+    </w:p>
+    <w:p>
+      <w:pPr>
+        <w:spacing w:line="336" w:lineRule="auto" w:after="180"/>
+      </w:pPr>
+      <w:r>
+        <w:rPr>
+          <w:b w:val="0"/>
+        </w:rPr>
         <w:t>Answer on your own before discussion. If you are unsure, say which step you need help with.</w:t>
       </w:r>
     </w:p>
@@ -2626,7 +4428,14 @@
       </w:r>
     </w:p>
     <w:p>
-      <w:r>
+      <w:pPr>
+        <w:spacing w:line="336" w:lineRule="auto" w:after="180"/>
+        <w:shd w:fill="F5F1FB"/>
+      </w:pPr>
+      <w:r>
+        <w:rPr>
+          <w:b w:val="0"/>
+        </w:rPr>
         <w:t>Why is the unknown ! at position 10 rather than position 9?</w:t>
       </w:r>
     </w:p>
@@ -2659,7 +4468,13 @@
       </w:r>
     </w:p>
     <w:p>
-      <w:r>
+      <w:pPr>
+        <w:spacing w:line="336" w:lineRule="auto" w:after="180"/>
+      </w:pPr>
+      <w:r>
+        <w:rPr>
+          <w:b w:val="0"/>
+        </w:rPr>
         <w:t>This is supported practice. Keep the separately named independent case for an attempt before feedback.</w:t>
       </w:r>
     </w:p>
@@ -2673,16 +4488,45 @@
     </w:p>
     <w:p>
       <w:r>
-        <w:t>EVIDENCE LAB</w:t>
-      </w:r>
-    </w:p>
-    <w:p>
-      <w:r>
+        <w:t>Investigate Text as Pieces. Record the prediction, actual observation or labelled paper trace, explanation and next test separately.</w:t>
+      </w:r>
+    </w:p>
+    <w:p>
+      <w:pPr>
+        <w:spacing w:line="336" w:lineRule="auto" w:after="180"/>
+      </w:pPr>
+      <w:r>
+        <w:rPr>
+          <w:b/>
+        </w:rPr>
+        <w:t>EVIDENCE</w:t>
+      </w:r>
+      <w:r>
+        <w:rPr>
+          <w:b/>
+        </w:rPr>
+        <w:t xml:space="preserve"> LAB</w:t>
+      </w:r>
+    </w:p>
+    <w:p>
+      <w:pPr>
+        <w:spacing w:line="336" w:lineRule="auto" w:after="180"/>
+      </w:pPr>
+      <w:r>
+        <w:rPr>
+          <w:b w:val="0"/>
+        </w:rPr>
         <w:t>Predict → Test → Record → Explain</w:t>
       </w:r>
     </w:p>
     <w:p>
-      <w:r>
+      <w:pPr>
+        <w:spacing w:line="336" w:lineRule="auto" w:after="180"/>
+      </w:pPr>
+      <w:r>
+        <w:rPr>
+          <w:b w:val="0"/>
+        </w:rPr>
         <w:t>Keep expected and actual results separate. Surprises are useful data when recorded honestly.</w:t>
       </w:r>
     </w:p>
@@ -2723,8 +4567,38 @@
       </w:r>
     </w:p>
     <w:p>
-      <w:r>
-        <w:t>Cut sentence cards into two plausible tokenizations, compare piece counts, remove context, and predict which continuation becomes less certain.</w:t>
+      <w:pPr>
+        <w:spacing w:line="336" w:lineRule="auto" w:after="180"/>
+      </w:pPr>
+      <w:r>
+        <w:rPr>
+          <w:b w:val="0"/>
+        </w:rPr>
+        <w:t xml:space="preserve">Cut sentence cards into two plausible </w:t>
+      </w:r>
+      <w:r>
+        <w:rPr>
+          <w:b/>
+        </w:rPr>
+        <w:t>tokenization</w:t>
+      </w:r>
+      <w:r>
+        <w:rPr>
+          <w:b w:val="0"/>
+        </w:rPr>
+        <w:t xml:space="preserve">s, compare piece counts, remove </w:t>
+      </w:r>
+      <w:r>
+        <w:rPr>
+          <w:b/>
+        </w:rPr>
+        <w:t>context</w:t>
+      </w:r>
+      <w:r>
+        <w:rPr>
+          <w:b w:val="0"/>
+        </w:rPr>
+        <w:t>, and predict which continuation becomes less certain.</w:t>
       </w:r>
     </w:p>
     <w:tbl>
@@ -2973,7 +4847,14 @@
       </w:tr>
     </w:tbl>
     <w:p>
-      <w:r>
+      <w:pPr>
+        <w:spacing w:line="336" w:lineRule="auto" w:after="180"/>
+        <w:shd w:fill="F5F1FB"/>
+      </w:pPr>
+      <w:r>
+        <w:rPr>
+          <w:b w:val="0"/>
+        </w:rPr>
         <w:t>What did the hardest test teach you that the normal test did not?</w:t>
       </w:r>
     </w:p>
@@ -3019,7 +4900,13 @@
       </w:r>
     </w:p>
     <w:p>
-      <w:r>
+      <w:pPr>
+        <w:spacing w:line="336" w:lineRule="auto" w:after="180"/>
+      </w:pPr>
+      <w:r>
+        <w:rPr>
+          <w:b w:val="0"/>
+        </w:rPr>
         <w:t>Before trying: what do I expect, and why? While trying: which step could first go wrong? Afterwards: what did I actually observe, and what should change? Keep “not run” if you only traced the procedure.</w:t>
       </w:r>
     </w:p>
@@ -3033,17 +4920,52 @@
     </w:p>
     <w:p>
       <w:r>
+        <w:t>Move from recall to tracing, diagnosis and transfer in Text as Pieces. Explain why each step is justified.</w:t>
+      </w:r>
+    </w:p>
+    <w:p>
+      <w:pPr>
+        <w:spacing w:line="336" w:lineRule="auto" w:after="180"/>
+      </w:pPr>
+      <w:r>
+        <w:rPr>
+          <w:b/>
+        </w:rPr>
         <w:t>MASTERY</w:t>
       </w:r>
     </w:p>
     <w:p>
-      <w:r>
+      <w:pPr>
+        <w:spacing w:line="336" w:lineRule="auto" w:after="180"/>
+      </w:pPr>
+      <w:r>
+        <w:rPr>
+          <w:b w:val="0"/>
+        </w:rPr>
         <w:t>From Knowing the Word to Owning the Idea</w:t>
       </w:r>
     </w:p>
     <w:p>
-      <w:r>
-        <w:t>Move upward only when you can produce evidence without copying the worked example.</w:t>
+      <w:pPr>
+        <w:spacing w:line="336" w:lineRule="auto" w:after="180"/>
+      </w:pPr>
+      <w:r>
+        <w:rPr>
+          <w:b w:val="0"/>
+        </w:rPr>
+        <w:t xml:space="preserve">Move upward only when you can produce </w:t>
+      </w:r>
+      <w:r>
+        <w:rPr>
+          <w:b/>
+        </w:rPr>
+        <w:t>evidence</w:t>
+      </w:r>
+      <w:r>
+        <w:rPr>
+          <w:b w:val="0"/>
+        </w:rPr>
+        <w:t xml:space="preserve"> without copying the worked example.</w:t>
       </w:r>
     </w:p>
     <w:p>
@@ -3083,33 +5005,93 @@
       </w:r>
     </w:p>
     <w:p>
-      <w:r>
+      <w:pPr>
+        <w:spacing w:line="336" w:lineRule="auto" w:after="180"/>
+      </w:pPr>
+      <w:r>
+        <w:rPr>
+          <w:b w:val="0"/>
+        </w:rPr>
         <w:t>1 • NAME: Define the concept without repeating the textbook.</w:t>
       </w:r>
     </w:p>
     <w:p>
-      <w:r>
-        <w:t>2 • TRACE: Show the information, state, branch, calculation, or evidence path.</w:t>
-      </w:r>
-    </w:p>
-    <w:p>
-      <w:r>
+      <w:pPr>
+        <w:spacing w:line="336" w:lineRule="auto" w:after="180"/>
+      </w:pPr>
+      <w:r>
+        <w:rPr>
+          <w:b w:val="0"/>
+        </w:rPr>
+        <w:t xml:space="preserve">2 • TRACE: Show the information, state, branch, calculation, or </w:t>
+      </w:r>
+      <w:r>
+        <w:rPr>
+          <w:b/>
+        </w:rPr>
+        <w:t>evidence</w:t>
+      </w:r>
+      <w:r>
+        <w:rPr>
+          <w:b w:val="0"/>
+        </w:rPr>
+        <w:t xml:space="preserve"> path.</w:t>
+      </w:r>
+    </w:p>
+    <w:p>
+      <w:pPr>
+        <w:spacing w:line="336" w:lineRule="auto" w:after="180"/>
+      </w:pPr>
+      <w:r>
+        <w:rPr>
+          <w:b w:val="0"/>
+        </w:rPr>
         <w:t>3 • APPLY: Solve a different example independently.</w:t>
       </w:r>
     </w:p>
     <w:p>
-      <w:r>
+      <w:pPr>
+        <w:spacing w:line="336" w:lineRule="auto" w:after="180"/>
+      </w:pPr>
+      <w:r>
+        <w:rPr>
+          <w:b w:val="0"/>
+        </w:rPr>
         <w:t>4 • CHALLENGE: Find a boundary case, counterexample, or unfair outcome.</w:t>
       </w:r>
     </w:p>
     <w:p>
-      <w:r>
+      <w:pPr>
+        <w:spacing w:line="336" w:lineRule="auto" w:after="180"/>
+      </w:pPr>
+      <w:r>
+        <w:rPr>
+          <w:b w:val="0"/>
+        </w:rPr>
         <w:t>5 • EXPLAIN LIMITS: Say when the result should not be trusted or used alone.</w:t>
       </w:r>
     </w:p>
     <w:p>
-      <w:r>
-        <w:t>My strongest evidence of independent understanding:</w:t>
+      <w:pPr>
+        <w:spacing w:line="336" w:lineRule="auto" w:after="180"/>
+      </w:pPr>
+      <w:r>
+        <w:rPr>
+          <w:b w:val="0"/>
+        </w:rPr>
+        <w:t xml:space="preserve">My strongest </w:t>
+      </w:r>
+      <w:r>
+        <w:rPr>
+          <w:b/>
+        </w:rPr>
+        <w:t>evidence</w:t>
+      </w:r>
+      <w:r>
+        <w:rPr>
+          <w:b w:val="0"/>
+        </w:rPr>
+        <w:t xml:space="preserve"> of independent understanding:</w:t>
       </w:r>
     </w:p>
     <w:p>
@@ -3155,16 +5137,39 @@
     </w:p>
     <w:p>
       <w:r>
+        <w:t>Apply this week’s idea to Transparent Book Recommender. Keep an annotated decision and the evidence supporting it.</w:t>
+      </w:r>
+    </w:p>
+    <w:p>
+      <w:pPr>
+        <w:spacing w:line="336" w:lineRule="auto" w:after="180"/>
+      </w:pPr>
+      <w:r>
+        <w:rPr>
+          <w:b/>
+        </w:rPr>
         <w:t>CUMULATIVE PROJECT</w:t>
       </w:r>
     </w:p>
     <w:p>
-      <w:r>
+      <w:pPr>
+        <w:spacing w:line="336" w:lineRule="auto" w:after="180"/>
+      </w:pPr>
+      <w:r>
+        <w:rPr>
+          <w:b w:val="0"/>
+        </w:rPr>
         <w:t>Transparent Book Recommender</w:t>
       </w:r>
     </w:p>
     <w:p>
-      <w:r>
+      <w:pPr>
+        <w:spacing w:line="336" w:lineRule="auto" w:after="180"/>
+      </w:pPr>
+      <w:r>
+        <w:rPr>
+          <w:b w:val="0"/>
+        </w:rPr>
         <w:t>Every week adds one inspectable piece. The system must show how it reached a result.</w:t>
       </w:r>
     </w:p>
@@ -3205,17 +5210,75 @@
       </w:r>
     </w:p>
     <w:p>
-      <w:r>
-        <w:t>THIS WEEK’S CHECKPOINT  Tokenize book descriptions before any text-based matching, while preserving the original source text.</w:t>
-      </w:r>
-    </w:p>
-    <w:p>
-      <w:r>
-        <w:t>SYSTEM MAP  Reader need → allowed inputs → transparent rule or score → ranked candidates → explanation → test record → human decision</w:t>
-      </w:r>
-    </w:p>
-    <w:p>
-      <w:r>
+      <w:pPr>
+        <w:spacing w:line="336" w:lineRule="auto" w:after="180"/>
+      </w:pPr>
+      <w:r>
+        <w:rPr>
+          <w:b w:val="0"/>
+        </w:rPr>
+        <w:t xml:space="preserve">THIS WEEK’S CHECKPOINT  </w:t>
+      </w:r>
+      <w:r>
+        <w:rPr>
+          <w:b/>
+        </w:rPr>
+        <w:t>Token</w:t>
+      </w:r>
+      <w:r>
+        <w:rPr>
+          <w:b w:val="0"/>
+        </w:rPr>
+        <w:t>ize book descriptions before any text-based matching, while preserving the original source text.</w:t>
+      </w:r>
+    </w:p>
+    <w:p>
+      <w:pPr>
+        <w:pStyle w:val="Heading3"/>
+      </w:pPr>
+      <w:r>
+        <w:t>Trace the system</w:t>
+      </w:r>
+    </w:p>
+    <w:p>
+      <w:pPr>
+        <w:spacing w:line="336" w:lineRule="auto" w:after="180"/>
+        <w:shd w:fill="EDF7F3"/>
+      </w:pPr>
+      <w:r>
+        <w:rPr>
+          <w:b w:val="0"/>
+        </w:rPr>
+        <w:t xml:space="preserve">SYSTEM MAP  Reader need → allowed </w:t>
+      </w:r>
+      <w:r>
+        <w:rPr>
+          <w:b/>
+        </w:rPr>
+        <w:t>input</w:t>
+      </w:r>
+      <w:r>
+        <w:rPr>
+          <w:b w:val="0"/>
+        </w:rPr>
+        <w:t xml:space="preserve">s → transparent rule or score → ranked candidates → explanation → test record → </w:t>
+      </w:r>
+      <w:r>
+        <w:rPr>
+          <w:b/>
+        </w:rPr>
+        <w:t>human decision</w:t>
+      </w:r>
+    </w:p>
+    <w:p>
+      <w:pPr>
+        <w:spacing w:line="336" w:lineRule="auto" w:after="180"/>
+        <w:shd w:fill="F5F1FB"/>
+      </w:pPr>
+      <w:r>
+        <w:rPr>
+          <w:b w:val="0"/>
+        </w:rPr>
         <w:t>What will you add, change, or verify in the project this week?</w:t>
       </w:r>
     </w:p>
@@ -3253,8 +5316,27 @@
       </w:r>
     </w:p>
     <w:p>
-      <w:r>
-        <w:t>What should remain under human control?</w:t>
+      <w:pPr>
+        <w:spacing w:line="336" w:lineRule="auto" w:after="180"/>
+        <w:shd w:fill="F5F1FB"/>
+      </w:pPr>
+      <w:r>
+        <w:rPr>
+          <w:b w:val="0"/>
+        </w:rPr>
+        <w:t xml:space="preserve">What should remain under </w:t>
+      </w:r>
+      <w:r>
+        <w:rPr>
+          <w:b/>
+        </w:rPr>
+        <w:t>human control</w:t>
+      </w:r>
+      <w:r>
+        <w:rPr>
+          <w:b w:val="0"/>
+        </w:rPr>
+        <w:t>?</w:t>
       </w:r>
     </w:p>
     <w:p>
@@ -3291,7 +5373,22 @@
       </w:r>
     </w:p>
     <w:p>
-      <w:r>
+      <w:pPr>
+        <w:pStyle w:val="Heading3"/>
+      </w:pPr>
+      <w:r>
+        <w:t>Responsible design</w:t>
+      </w:r>
+    </w:p>
+    <w:p>
+      <w:pPr>
+        <w:spacing w:line="336" w:lineRule="auto" w:after="180"/>
+        <w:shd w:fill="FFF5E6"/>
+      </w:pPr>
+      <w:r>
+        <w:rPr>
+          <w:b w:val="0"/>
+        </w:rPr>
         <w:t>RESPONSIBLE DESIGN  Collect only necessary information. Show uncertainty and limits. Never confuse a ranking with a fact about a person.</w:t>
       </w:r>
     </w:p>
@@ -3304,8 +5401,26 @@
       </w:r>
     </w:p>
     <w:p>
-      <w:r>
-        <w:t>Document the recommender’s text representation and unknown-token behavior rather than assuming every model counts words identically.</w:t>
+      <w:pPr>
+        <w:spacing w:line="336" w:lineRule="auto" w:after="180"/>
+      </w:pPr>
+      <w:r>
+        <w:rPr>
+          <w:b w:val="0"/>
+        </w:rPr>
+        <w:t>Document the recommender’s text representation and unknown-</w:t>
+      </w:r>
+      <w:r>
+        <w:rPr>
+          <w:b/>
+        </w:rPr>
+        <w:t>token</w:t>
+      </w:r>
+      <w:r>
+        <w:rPr>
+          <w:b w:val="0"/>
+        </w:rPr>
+        <w:t xml:space="preserve"> behavior rather than assuming every model counts words identically.</w:t>
       </w:r>
     </w:p>
     <w:p>
@@ -3318,16 +5433,48 @@
     </w:p>
     <w:p>
       <w:r>
+        <w:t>Use a genuinely new case for independent evidence. Previously discussed examples remain practice; use the separately named independent case before feedback.</w:t>
+      </w:r>
+    </w:p>
+    <w:p>
+      <w:pPr>
+        <w:pStyle w:val="Heading3"/>
+      </w:pPr>
+      <w:r>
+        <w:t>Independent evidence</w:t>
+      </w:r>
+    </w:p>
+    <w:p>
+      <w:pPr>
+        <w:spacing w:line="336" w:lineRule="auto" w:after="180"/>
+        <w:shd w:fill="FFF5E6"/>
+      </w:pPr>
+      <w:r>
+        <w:rPr>
+          <w:b w:val="0"/>
+        </w:rPr>
         <w:t>INDEPENDENT MASTERY PROOF</w:t>
       </w:r>
     </w:p>
     <w:p>
-      <w:r>
+      <w:pPr>
+        <w:spacing w:line="336" w:lineRule="auto" w:after="180"/>
+      </w:pPr>
+      <w:r>
+        <w:rPr>
+          <w:b w:val="0"/>
+        </w:rPr>
         <w:t>Explain • Transfer • Test • Defend</w:t>
       </w:r>
     </w:p>
     <w:p>
-      <w:r>
+      <w:pPr>
+        <w:spacing w:line="336" w:lineRule="auto" w:after="180"/>
+      </w:pPr>
+      <w:r>
+        <w:rPr>
+          <w:b w:val="0"/>
+        </w:rPr>
         <w:t>Complete this page without copying the worked example. Your reasoning matters more than decoration.</w:t>
       </w:r>
     </w:p>
@@ -3368,12 +5515,46 @@
       </w:r>
     </w:p>
     <w:p>
-      <w:r>
-        <w:t>CHALLENGE  Tokenize tricky phrases and compare alternate splits.</w:t>
-      </w:r>
-    </w:p>
-    <w:p>
-      <w:r>
+      <w:pPr>
+        <w:pStyle w:val="Heading3"/>
+      </w:pPr>
+      <w:r>
+        <w:t>Try a more demanding case</w:t>
+      </w:r>
+    </w:p>
+    <w:p>
+      <w:pPr>
+        <w:spacing w:line="336" w:lineRule="auto" w:after="180"/>
+        <w:shd w:fill="F5F1FB"/>
+      </w:pPr>
+      <w:r>
+        <w:rPr>
+          <w:b w:val="0"/>
+        </w:rPr>
+        <w:t xml:space="preserve">CHALLENGE  </w:t>
+      </w:r>
+      <w:r>
+        <w:rPr>
+          <w:b/>
+        </w:rPr>
+        <w:t>Token</w:t>
+      </w:r>
+      <w:r>
+        <w:rPr>
+          <w:b w:val="0"/>
+        </w:rPr>
+        <w:t>ize tricky phrases and compare alternate splits.</w:t>
+      </w:r>
+    </w:p>
+    <w:p>
+      <w:pPr>
+        <w:spacing w:line="336" w:lineRule="auto" w:after="180"/>
+        <w:shd w:fill="F4F9FC"/>
+      </w:pPr>
+      <w:r>
+        <w:rPr>
+          <w:b w:val="0"/>
+        </w:rPr>
         <w:t>1. My fresh example, trace, calculation, or design:</w:t>
       </w:r>
     </w:p>
@@ -3411,8 +5592,27 @@
       </w:r>
     </w:p>
     <w:p>
-      <w:r>
-        <w:t>2. My evidence that it works (include a boundary or missing-data case):</w:t>
+      <w:pPr>
+        <w:spacing w:line="336" w:lineRule="auto" w:after="180"/>
+        <w:shd w:fill="F4F9FC"/>
+      </w:pPr>
+      <w:r>
+        <w:rPr>
+          <w:b w:val="0"/>
+        </w:rPr>
+        <w:t xml:space="preserve">2. My </w:t>
+      </w:r>
+      <w:r>
+        <w:rPr>
+          <w:b/>
+        </w:rPr>
+        <w:t>evidence</w:t>
+      </w:r>
+      <w:r>
+        <w:rPr>
+          <w:b w:val="0"/>
+        </w:rPr>
+        <w:t xml:space="preserve"> that it works (include a boundary or missing-data case):</w:t>
       </w:r>
     </w:p>
     <w:p>
@@ -3449,7 +5649,14 @@
       </w:r>
     </w:p>
     <w:p>
-      <w:r>
+      <w:pPr>
+        <w:spacing w:line="336" w:lineRule="auto" w:after="180"/>
+        <w:shd w:fill="F4F9FC"/>
+      </w:pPr>
+      <w:r>
+        <w:rPr>
+          <w:b w:val="0"/>
+        </w:rPr>
         <w:t>3. One limitation, fairness concern, or situation needing human review:</w:t>
       </w:r>
     </w:p>
@@ -3487,8 +5694,47 @@
       </w:r>
     </w:p>
     <w:p>
-      <w:r>
-        <w:t>SELF-CHECK  □ I explained the mechanism  □ I used evidence  □ I tested a fresh case  □ I named a limitation  □ I can answer ‘why?’</w:t>
+      <w:pPr>
+        <w:pStyle w:val="Heading3"/>
+      </w:pPr>
+      <w:r>
+        <w:t>Check your explanation</w:t>
+      </w:r>
+    </w:p>
+    <w:p>
+      <w:pPr>
+        <w:spacing w:line="336" w:lineRule="auto" w:after="180"/>
+        <w:shd w:fill="F5F1FB"/>
+      </w:pPr>
+      <w:r>
+        <w:rPr>
+          <w:b w:val="0"/>
+        </w:rPr>
+        <w:t xml:space="preserve">SELF-CHECK  □ I explained the </w:t>
+      </w:r>
+      <w:r>
+        <w:rPr>
+          <w:b/>
+        </w:rPr>
+        <w:t>mechanism</w:t>
+      </w:r>
+      <w:r>
+        <w:rPr>
+          <w:b w:val="0"/>
+        </w:rPr>
+        <w:t xml:space="preserve">  □ I used </w:t>
+      </w:r>
+      <w:r>
+        <w:rPr>
+          <w:b/>
+        </w:rPr>
+        <w:t>evidence</w:t>
+      </w:r>
+      <w:r>
+        <w:rPr>
+          <w:b w:val="0"/>
+        </w:rPr>
+        <w:t xml:space="preserve">  □ I tested a fresh case  □ I named a limitation  □ I can answer ‘why?’</w:t>
       </w:r>
     </w:p>
     <w:p>
@@ -3500,6 +5746,11 @@
       </w:r>
     </w:p>
     <w:p>
+      <w:r>
+        <w:t>Revisit the complete Text as Pieces case for supported practice. Repeated examples do not become fresh assessments.</w:t>
+      </w:r>
+    </w:p>
+    <w:p>
       <w:pPr>
         <w:pStyle w:val="Heading3"/>
       </w:pPr>
@@ -3508,7 +5759,13 @@
       </w:r>
     </w:p>
     <w:p>
-      <w:r>
+      <w:pPr>
+        <w:spacing w:line="336" w:lineRule="auto" w:after="180"/>
+      </w:pPr>
+      <w:r>
+        <w:rPr>
+          <w:b w:val="0"/>
+        </w:rPr>
         <w:t>Use the supplied details to practise the weekly concept before attempting the independent question. This case extends the illustrated lesson.</w:t>
       </w:r>
     </w:p>
@@ -3521,8 +5778,26 @@
       </w:r>
     </w:p>
     <w:p>
-      <w:r>
-        <w:t>Toy tokenizer A splits rainbows as [rain][bow][s]; B uses [rainbows].</w:t>
+      <w:pPr>
+        <w:spacing w:line="336" w:lineRule="auto" w:after="180"/>
+      </w:pPr>
+      <w:r>
+        <w:rPr>
+          <w:b w:val="0"/>
+        </w:rPr>
+        <w:t xml:space="preserve">Toy </w:t>
+      </w:r>
+      <w:r>
+        <w:rPr>
+          <w:b/>
+        </w:rPr>
+        <w:t>token</w:t>
+      </w:r>
+      <w:r>
+        <w:rPr>
+          <w:b w:val="0"/>
+        </w:rPr>
+        <w:t>izer A splits rainbows as [rain][bow][s]; B uses [rainbows].</w:t>
       </w:r>
     </w:p>
     <w:p>
@@ -3534,8 +5809,26 @@
       </w:r>
     </w:p>
     <w:p>
-      <w:r>
-        <w:t>Count tokens and state the limit of the example.</w:t>
+      <w:pPr>
+        <w:spacing w:line="336" w:lineRule="auto" w:after="180"/>
+      </w:pPr>
+      <w:r>
+        <w:rPr>
+          <w:b w:val="0"/>
+        </w:rPr>
+        <w:t xml:space="preserve">Count </w:t>
+      </w:r>
+      <w:r>
+        <w:rPr>
+          <w:b/>
+        </w:rPr>
+        <w:t>token</w:t>
+      </w:r>
+      <w:r>
+        <w:rPr>
+          <w:b w:val="0"/>
+        </w:rPr>
+        <w:t>s and state the limit of the example.</w:t>
       </w:r>
     </w:p>
     <w:p>
@@ -3547,8 +5840,50 @@
       </w:r>
     </w:p>
     <w:p>
-      <w:r>
-        <w:t>Three versus one. Token count depends on tokenizer; tokens need not equal words or letters.</w:t>
+      <w:pPr>
+        <w:spacing w:line="336" w:lineRule="auto" w:after="180"/>
+      </w:pPr>
+      <w:r>
+        <w:rPr>
+          <w:b w:val="0"/>
+        </w:rPr>
+        <w:t xml:space="preserve">Three versus one. </w:t>
+      </w:r>
+      <w:r>
+        <w:rPr>
+          <w:b/>
+        </w:rPr>
+        <w:t>Token</w:t>
+      </w:r>
+      <w:r>
+        <w:rPr>
+          <w:b w:val="0"/>
+        </w:rPr>
+        <w:t xml:space="preserve"> count depends on </w:t>
+      </w:r>
+      <w:r>
+        <w:rPr>
+          <w:b/>
+        </w:rPr>
+        <w:t>token</w:t>
+      </w:r>
+      <w:r>
+        <w:rPr>
+          <w:b w:val="0"/>
+        </w:rPr>
+        <w:t xml:space="preserve">izer; </w:t>
+      </w:r>
+      <w:r>
+        <w:rPr>
+          <w:b/>
+        </w:rPr>
+        <w:t>token</w:t>
+      </w:r>
+      <w:r>
+        <w:rPr>
+          <w:b w:val="0"/>
+        </w:rPr>
+        <w:t>s need not equal words or letters.</w:t>
       </w:r>
     </w:p>
     <w:p>
@@ -3560,7 +5895,14 @@
       </w:r>
     </w:p>
     <w:p>
-      <w:r>
+      <w:pPr>
+        <w:spacing w:line="336" w:lineRule="auto" w:after="180"/>
+        <w:shd w:fill="F5F1FB"/>
+      </w:pPr>
+      <w:r>
+        <w:rPr>
+          <w:b w:val="0"/>
+        </w:rPr>
         <w:t>Which detail supports the answer, and why does it matter?</w:t>
       </w:r>
     </w:p>
@@ -3694,18 +6036,96 @@
       </w:tr>
     </w:tbl>
     <w:p>
-      <w:r>
-        <w:t>Toy tokenizer A splits rainbows as [rain][bow][s]; B uses [rainbows].</w:t>
-      </w:r>
-    </w:p>
-    <w:p>
-      <w:r>
-        <w:t>Count tokens and state the limit of the example.</w:t>
-      </w:r>
-    </w:p>
-    <w:p>
-      <w:r>
-        <w:t>Three versus one. Token count depends on tokenizer; tokens need not equal words or letters.</w:t>
+      <w:pPr>
+        <w:spacing w:line="336" w:lineRule="auto" w:after="180"/>
+      </w:pPr>
+      <w:r>
+        <w:rPr>
+          <w:b w:val="0"/>
+        </w:rPr>
+        <w:t xml:space="preserve">Toy </w:t>
+      </w:r>
+      <w:r>
+        <w:rPr>
+          <w:b/>
+        </w:rPr>
+        <w:t>token</w:t>
+      </w:r>
+      <w:r>
+        <w:rPr>
+          <w:b w:val="0"/>
+        </w:rPr>
+        <w:t>izer A splits rainbows as [rain][bow][s]; B uses [rainbows].</w:t>
+      </w:r>
+    </w:p>
+    <w:p>
+      <w:pPr>
+        <w:spacing w:line="336" w:lineRule="auto" w:after="180"/>
+      </w:pPr>
+      <w:r>
+        <w:rPr>
+          <w:b w:val="0"/>
+        </w:rPr>
+        <w:t xml:space="preserve">Count </w:t>
+      </w:r>
+      <w:r>
+        <w:rPr>
+          <w:b/>
+        </w:rPr>
+        <w:t>token</w:t>
+      </w:r>
+      <w:r>
+        <w:rPr>
+          <w:b w:val="0"/>
+        </w:rPr>
+        <w:t>s and state the limit of the example.</w:t>
+      </w:r>
+    </w:p>
+    <w:p>
+      <w:pPr>
+        <w:spacing w:line="336" w:lineRule="auto" w:after="180"/>
+      </w:pPr>
+      <w:r>
+        <w:rPr>
+          <w:b w:val="0"/>
+        </w:rPr>
+        <w:t xml:space="preserve">Three versus one. </w:t>
+      </w:r>
+      <w:r>
+        <w:rPr>
+          <w:b/>
+        </w:rPr>
+        <w:t>Token</w:t>
+      </w:r>
+      <w:r>
+        <w:rPr>
+          <w:b w:val="0"/>
+        </w:rPr>
+        <w:t xml:space="preserve"> count depends on </w:t>
+      </w:r>
+      <w:r>
+        <w:rPr>
+          <w:b/>
+        </w:rPr>
+        <w:t>token</w:t>
+      </w:r>
+      <w:r>
+        <w:rPr>
+          <w:b w:val="0"/>
+        </w:rPr>
+        <w:t xml:space="preserve">izer; </w:t>
+      </w:r>
+      <w:r>
+        <w:rPr>
+          <w:b/>
+        </w:rPr>
+        <w:t>token</w:t>
+      </w:r>
+      <w:r>
+        <w:rPr>
+          <w:b w:val="0"/>
+        </w:rPr>
+        <w:t>s need not equal words or letters.</w:t>
       </w:r>
     </w:p>
     <w:p>
@@ -3717,6 +6137,11 @@
       </w:r>
     </w:p>
     <w:p>
+      <w:r>
+        <w:t>Attempt the reserved new case before feedback. Record support; the earlier examples below remain additional practice.</w:t>
+      </w:r>
+    </w:p>
+    <w:p>
       <w:pPr>
         <w:pStyle w:val="Heading3"/>
       </w:pPr>
@@ -3725,8 +6150,38 @@
       </w:r>
     </w:p>
     <w:p>
-      <w:r>
-        <w:t>Under the original vocabulary encode sat cats, decode it and count text tokens. Then trace sat cat! and state the exact failure position using zero-based character positions.</w:t>
+      <w:pPr>
+        <w:spacing w:line="336" w:lineRule="auto" w:after="180"/>
+      </w:pPr>
+      <w:r>
+        <w:rPr>
+          <w:b w:val="0"/>
+        </w:rPr>
+        <w:t xml:space="preserve">Under the original </w:t>
+      </w:r>
+      <w:r>
+        <w:rPr>
+          <w:b/>
+        </w:rPr>
+        <w:t>vocabulary</w:t>
+      </w:r>
+      <w:r>
+        <w:rPr>
+          <w:b w:val="0"/>
+        </w:rPr>
+        <w:t xml:space="preserve"> encode sat cats, decode it and count text </w:t>
+      </w:r>
+      <w:r>
+        <w:rPr>
+          <w:b/>
+        </w:rPr>
+        <w:t>token</w:t>
+      </w:r>
+      <w:r>
+        <w:rPr>
+          <w:b w:val="0"/>
+        </w:rPr>
+        <w:t>s. Then trace sat cat! and state the exact failure position using zero-based character positions.</w:t>
       </w:r>
     </w:p>
     <w:p>
@@ -3773,7 +6228,13 @@
       </w:r>
     </w:p>
     <w:p>
-      <w:r>
+      <w:pPr>
+        <w:spacing w:line="336" w:lineRule="auto" w:after="180"/>
+      </w:pPr>
+      <w:r>
+        <w:rPr>
+          <w:b w:val="0"/>
+        </w:rPr>
         <w:t>Attempt this case before feedback. Record any help. Earlier examples below are further practice; a case already practised with feedback cannot establish fresh transfer.</w:t>
       </w:r>
     </w:p>
@@ -3786,18 +6247,67 @@
       </w:r>
     </w:p>
     <w:p>
-      <w:r>
+      <w:pPr>
+        <w:spacing w:line="336" w:lineRule="auto" w:after="180"/>
+      </w:pPr>
+      <w:r>
+        <w:rPr>
+          <w:b w:val="0"/>
+        </w:rPr>
         <w:t>Close the worked explanation. Apply the idea to this different question without copying.</w:t>
       </w:r>
     </w:p>
     <w:p>
-      <w:r>
-        <w:t>A classroom tokenizer splits sunflower into sun and flower. How many pieces result? Must every real tokenizer split it the same way?</w:t>
-      </w:r>
-    </w:p>
-    <w:p>
-      <w:r>
-        <w:t>My answer, with a trace, calculation or supporting evidence</w:t>
+      <w:pPr>
+        <w:spacing w:line="336" w:lineRule="auto" w:after="180"/>
+        <w:shd w:fill="F5F1FB"/>
+      </w:pPr>
+      <w:r>
+        <w:rPr>
+          <w:b w:val="0"/>
+        </w:rPr>
+        <w:t xml:space="preserve">A classroom </w:t>
+      </w:r>
+      <w:r>
+        <w:rPr>
+          <w:b/>
+        </w:rPr>
+        <w:t>token</w:t>
+      </w:r>
+      <w:r>
+        <w:rPr>
+          <w:b w:val="0"/>
+        </w:rPr>
+        <w:t xml:space="preserve">izer splits sunflower into sun and flower. How many pieces result? Must every real </w:t>
+      </w:r>
+      <w:r>
+        <w:rPr>
+          <w:b/>
+        </w:rPr>
+        <w:t>token</w:t>
+      </w:r>
+      <w:r>
+        <w:rPr>
+          <w:b w:val="0"/>
+        </w:rPr>
+        <w:t>izer split it the same way?</w:t>
+      </w:r>
+    </w:p>
+    <w:p>
+      <w:pPr>
+        <w:spacing w:line="336" w:lineRule="auto" w:after="180"/>
+      </w:pPr>
+      <w:r>
+        <w:rPr>
+          <w:b w:val="0"/>
+        </w:rPr>
+        <w:t xml:space="preserve">My answer, with a trace, calculation or supporting </w:t>
+      </w:r>
+      <w:r>
+        <w:rPr>
+          <w:b/>
+        </w:rPr>
+        <w:t>evidence</w:t>
       </w:r>
     </w:p>
     <w:p>
@@ -3842,13 +6352,37 @@
       </w:r>
     </w:p>
     <w:p>
-      <w:r>
+      <w:pPr>
+        <w:spacing w:line="336" w:lineRule="auto" w:after="180"/>
+      </w:pPr>
+      <w:r>
+        <w:rPr>
+          <w:b w:val="0"/>
+        </w:rPr>
         <w:t>Change one relevant detail. Predict the result before testing. Include a boundary or missing-information case when it helps reveal a limit.</w:t>
       </w:r>
     </w:p>
     <w:p>
-      <w:r>
-        <w:t>My changed input and expected result</w:t>
+      <w:pPr>
+        <w:spacing w:line="336" w:lineRule="auto" w:after="180"/>
+      </w:pPr>
+      <w:r>
+        <w:rPr>
+          <w:b w:val="0"/>
+        </w:rPr>
+        <w:t xml:space="preserve">My changed </w:t>
+      </w:r>
+      <w:r>
+        <w:rPr>
+          <w:b/>
+        </w:rPr>
+        <w:t>input</w:t>
+      </w:r>
+      <w:r>
+        <w:rPr>
+          <w:b w:val="0"/>
+        </w:rPr>
+        <w:t xml:space="preserve"> and expected result</w:t>
       </w:r>
     </w:p>
     <w:p>
@@ -3893,13 +6427,43 @@
       </w:r>
     </w:p>
     <w:p>
-      <w:r>
-        <w:t>Tokenize book descriptions before any text-based matching, while preserving the original source text.</w:t>
-      </w:r>
-    </w:p>
-    <w:p>
-      <w:r>
-        <w:t>The evidence I will keep</w:t>
+      <w:pPr>
+        <w:spacing w:line="336" w:lineRule="auto" w:after="180"/>
+      </w:pPr>
+      <w:r>
+        <w:rPr>
+          <w:b/>
+        </w:rPr>
+        <w:t>Token</w:t>
+      </w:r>
+      <w:r>
+        <w:rPr>
+          <w:b w:val="0"/>
+        </w:rPr>
+        <w:t>ize book descriptions before any text-based matching, while preserving the original source text.</w:t>
+      </w:r>
+    </w:p>
+    <w:p>
+      <w:pPr>
+        <w:spacing w:line="336" w:lineRule="auto" w:after="180"/>
+      </w:pPr>
+      <w:r>
+        <w:rPr>
+          <w:b w:val="0"/>
+        </w:rPr>
+        <w:t xml:space="preserve">The </w:t>
+      </w:r>
+      <w:r>
+        <w:rPr>
+          <w:b/>
+        </w:rPr>
+        <w:t>evidence</w:t>
+      </w:r>
+      <w:r>
+        <w:rPr>
+          <w:b w:val="0"/>
+        </w:rPr>
+        <w:t xml:space="preserve"> I will keep</w:t>
       </w:r>
     </w:p>
     <w:p>
@@ -3936,8 +6500,26 @@
       </w:r>
     </w:p>
     <w:p>
-      <w:r>
-        <w:t>Your teacher has the independent answer and scoring criteria. Complete the matching workbook week to keep your practice evidence together.</w:t>
+      <w:pPr>
+        <w:spacing w:line="336" w:lineRule="auto" w:after="180"/>
+      </w:pPr>
+      <w:r>
+        <w:rPr>
+          <w:b w:val="0"/>
+        </w:rPr>
+        <w:t xml:space="preserve">Your teacher has the independent answer and scoring criteria. Complete the matching workbook week to keep your practice </w:t>
+      </w:r>
+      <w:r>
+        <w:rPr>
+          <w:b/>
+        </w:rPr>
+        <w:t>evidence</w:t>
+      </w:r>
+      <w:r>
+        <w:rPr>
+          <w:b w:val="0"/>
+        </w:rPr>
+        <w:t xml:space="preserve"> together.</w:t>
       </w:r>
     </w:p>
     <w:p>
@@ -3949,8 +6531,50 @@
       </w:r>
     </w:p>
     <w:p>
-      <w:r>
-        <w:t>Toy tokenizer A splits 'unhelpful' into un/help/ful; B keeps it whole. Count tokens for each and explain why a three-word sentence need not use three tokens.</w:t>
+      <w:pPr>
+        <w:spacing w:line="336" w:lineRule="auto" w:after="180"/>
+      </w:pPr>
+      <w:r>
+        <w:rPr>
+          <w:b w:val="0"/>
+        </w:rPr>
+        <w:t xml:space="preserve">Toy </w:t>
+      </w:r>
+      <w:r>
+        <w:rPr>
+          <w:b/>
+        </w:rPr>
+        <w:t>token</w:t>
+      </w:r>
+      <w:r>
+        <w:rPr>
+          <w:b w:val="0"/>
+        </w:rPr>
+        <w:t xml:space="preserve">izer A splits 'unhelpful' into un/help/ful; B keeps it whole. Count </w:t>
+      </w:r>
+      <w:r>
+        <w:rPr>
+          <w:b/>
+        </w:rPr>
+        <w:t>token</w:t>
+      </w:r>
+      <w:r>
+        <w:rPr>
+          <w:b w:val="0"/>
+        </w:rPr>
+        <w:t xml:space="preserve">s for each and explain why a three-word sentence need not use three </w:t>
+      </w:r>
+      <w:r>
+        <w:rPr>
+          <w:b/>
+        </w:rPr>
+        <w:t>token</w:t>
+      </w:r>
+      <w:r>
+        <w:rPr>
+          <w:b w:val="0"/>
+        </w:rPr>
+        <w:t>s.</w:t>
       </w:r>
     </w:p>
     <w:p>
@@ -4005,8 +6629,25 @@
       </w:r>
     </w:p>
     <w:p>
-      <w:r>
-        <w:t>Attempt the independent case before hints. Record whether you worked alone, used a hint or followed a model. After feedback, fix the first unsupported step and explain why it changed. A later check uses a changed case, not a copied answer.</w:t>
+      <w:pPr>
+        <w:spacing w:line="336" w:lineRule="auto" w:after="180"/>
+      </w:pPr>
+      <w:r>
+        <w:rPr>
+          <w:b w:val="0"/>
+        </w:rPr>
+        <w:t>Attempt the independent case before hints. Record whether you worked alone, used a hint or followed a model. After feedback, fix the first unsupported step and explain why it changed.</w:t>
+      </w:r>
+    </w:p>
+    <w:p>
+      <w:pPr>
+        <w:spacing w:line="336" w:lineRule="auto" w:after="180"/>
+      </w:pPr>
+      <w:r>
+        <w:rPr>
+          <w:b w:val="0"/>
+        </w:rPr>
+        <w:t>A later check uses a changed case, not a copied answer.</w:t>
       </w:r>
     </w:p>
     <w:p>
@@ -4019,7 +6660,42 @@
     </w:p>
     <w:p>
       <w:r>
-        <w:t>Start with this question: A fictional tokenizer converts a short catalogue phrase into tokens.</w:t>
+        <w:t>Use this map to navigate Text as Pieces, connect the goals to tasks and keep one evidence record for each attempt.</w:t>
+      </w:r>
+    </w:p>
+    <w:p>
+      <w:pPr>
+        <w:spacing w:line="336" w:lineRule="auto" w:after="180"/>
+      </w:pPr>
+      <w:r>
+        <w:rPr>
+          <w:b w:val="0"/>
+        </w:rPr>
+        <w:t xml:space="preserve">Start with this question: A fictional </w:t>
+      </w:r>
+      <w:r>
+        <w:rPr>
+          <w:b/>
+        </w:rPr>
+        <w:t>token</w:t>
+      </w:r>
+      <w:r>
+        <w:rPr>
+          <w:b w:val="0"/>
+        </w:rPr>
+        <w:t xml:space="preserve">izer converts a short catalogue phrase into </w:t>
+      </w:r>
+      <w:r>
+        <w:rPr>
+          <w:b/>
+        </w:rPr>
+        <w:t>token</w:t>
+      </w:r>
+      <w:r>
+        <w:rPr>
+          <w:b w:val="0"/>
+        </w:rPr>
+        <w:t>s.</w:t>
       </w:r>
     </w:p>
     <w:tbl>
@@ -4125,13 +6801,61 @@
       </w:tr>
     </w:tbl>
     <w:p>
-      <w:r>
-        <w:t>Remember → watch and explain → try with help → investigate → try independently → keep project evidence. Your teacher may spread this lesson across several classes.</w:t>
-      </w:r>
-    </w:p>
-    <w:p>
-      <w:r>
-        <w:t>Keep your first prediction. Compare it with what the evidence shows and explain any change.</w:t>
+      <w:pPr>
+        <w:spacing w:line="336" w:lineRule="auto" w:after="180"/>
+      </w:pPr>
+      <w:r>
+        <w:rPr>
+          <w:b w:val="0"/>
+        </w:rPr>
+        <w:t xml:space="preserve">Remember → watch and explain → try with help → investigate → try independently → keep project </w:t>
+      </w:r>
+      <w:r>
+        <w:rPr>
+          <w:b/>
+        </w:rPr>
+        <w:t>evidence</w:t>
+      </w:r>
+      <w:r>
+        <w:rPr>
+          <w:b w:val="0"/>
+        </w:rPr>
+        <w:t>. Your teacher may spread this lesson across several classes.</w:t>
+      </w:r>
+    </w:p>
+    <w:p>
+      <w:pPr>
+        <w:spacing w:line="336" w:lineRule="auto" w:after="180"/>
+      </w:pPr>
+      <w:r>
+        <w:rPr>
+          <w:b w:val="0"/>
+        </w:rPr>
+        <w:t xml:space="preserve">Keep your first </w:t>
+      </w:r>
+      <w:r>
+        <w:rPr>
+          <w:b/>
+        </w:rPr>
+        <w:t>prediction</w:t>
+      </w:r>
+      <w:r>
+        <w:rPr>
+          <w:b w:val="0"/>
+        </w:rPr>
+        <w:t xml:space="preserve">. Compare it with what the </w:t>
+      </w:r>
+      <w:r>
+        <w:rPr>
+          <w:b/>
+        </w:rPr>
+        <w:t>evidence</w:t>
+      </w:r>
+      <w:r>
+        <w:rPr>
+          <w:b w:val="0"/>
+        </w:rPr>
+        <w:t xml:space="preserve"> shows and explain any change.</w:t>
       </w:r>
     </w:p>
     <w:p>
@@ -4144,7 +6868,24 @@
     </w:p>
     <w:p>
       <w:r>
-        <w:t>Close your notes. Explain this goal in your own words: Encode and decode text under an explicit toy vocabulary</w:t>
+        <w:t>Explain Text as Pieces without notes, identify a remaining question and plan a later check with a changed case.</w:t>
+      </w:r>
+    </w:p>
+    <w:p>
+      <w:pPr>
+        <w:spacing w:line="336" w:lineRule="auto" w:after="180"/>
+      </w:pPr>
+      <w:r>
+        <w:rPr>
+          <w:b w:val="0"/>
+        </w:rPr>
+        <w:t xml:space="preserve">Close your notes. Explain this goal in your own words: Encode and decode text under an explicit toy </w:t>
+      </w:r>
+      <w:r>
+        <w:rPr>
+          <w:b/>
+        </w:rPr>
+        <w:t>vocabulary</w:t>
       </w:r>
     </w:p>
     <w:p>
@@ -4181,13 +6922,61 @@
       </w:r>
     </w:p>
     <w:p>
-      <w:r>
-        <w:t>If you are unsure, return to the worked picture and explain one arrow. If you are ready, change an input or assumption and justify your prediction.</w:t>
-      </w:r>
-    </w:p>
-    <w:p>
-      <w:r>
-        <w:t>Save your workbook evidence. At the next review, try a different case before opening your old answer.</w:t>
+      <w:pPr>
+        <w:spacing w:line="336" w:lineRule="auto" w:after="180"/>
+      </w:pPr>
+      <w:r>
+        <w:rPr>
+          <w:b w:val="0"/>
+        </w:rPr>
+        <w:t xml:space="preserve">If you are unsure, return to the worked picture and explain one arrow. If you are ready, change an </w:t>
+      </w:r>
+      <w:r>
+        <w:rPr>
+          <w:b/>
+        </w:rPr>
+        <w:t>input</w:t>
+      </w:r>
+      <w:r>
+        <w:rPr>
+          <w:b w:val="0"/>
+        </w:rPr>
+        <w:t xml:space="preserve"> or assumption and justify your </w:t>
+      </w:r>
+      <w:r>
+        <w:rPr>
+          <w:b/>
+        </w:rPr>
+        <w:t>prediction</w:t>
+      </w:r>
+      <w:r>
+        <w:rPr>
+          <w:b w:val="0"/>
+        </w:rPr>
+        <w:t>.</w:t>
+      </w:r>
+    </w:p>
+    <w:p>
+      <w:pPr>
+        <w:spacing w:line="336" w:lineRule="auto" w:after="180"/>
+      </w:pPr>
+      <w:r>
+        <w:rPr>
+          <w:b w:val="0"/>
+        </w:rPr>
+        <w:t xml:space="preserve">Save your workbook </w:t>
+      </w:r>
+      <w:r>
+        <w:rPr>
+          <w:b/>
+        </w:rPr>
+        <w:t>evidence</w:t>
+      </w:r>
+      <w:r>
+        <w:rPr>
+          <w:b w:val="0"/>
+        </w:rPr>
+        <w:t>. At the next review, try a different case before opening your old answer.</w:t>
       </w:r>
     </w:p>
     <w:p>
@@ -4200,12 +6989,53 @@
     </w:p>
     <w:p>
       <w:r>
+        <w:t>Attempt supported questions before using hints or feedback. Review a missing building block, then keep the completed work.</w:t>
+      </w:r>
+    </w:p>
+    <w:p>
+      <w:pPr>
+        <w:spacing w:line="336" w:lineRule="auto" w:after="180"/>
+      </w:pPr>
+      <w:r>
+        <w:rPr>
+          <w:b w:val="0"/>
+        </w:rPr>
         <w:t>Use this supported practice once, in the browser or on paper. Keep the reserved independent assessment for a separate first attempt before teacher feedback.</w:t>
       </w:r>
     </w:p>
     <w:p>
-      <w:r>
-        <w:t>A fictional tokenizer converts a short catalogue phrase into tokens.</w:t>
+      <w:pPr>
+        <w:spacing w:line="336" w:lineRule="auto" w:after="180"/>
+      </w:pPr>
+      <w:r>
+        <w:rPr>
+          <w:b w:val="0"/>
+        </w:rPr>
+        <w:t xml:space="preserve">A fictional </w:t>
+      </w:r>
+      <w:r>
+        <w:rPr>
+          <w:b/>
+        </w:rPr>
+        <w:t>token</w:t>
+      </w:r>
+      <w:r>
+        <w:rPr>
+          <w:b w:val="0"/>
+        </w:rPr>
+        <w:t xml:space="preserve">izer converts a short catalogue phrase into </w:t>
+      </w:r>
+      <w:r>
+        <w:rPr>
+          <w:b/>
+        </w:rPr>
+        <w:t>token</w:t>
+      </w:r>
+      <w:r>
+        <w:rPr>
+          <w:b w:val="0"/>
+        </w:rPr>
+        <w:t>s.</w:t>
       </w:r>
     </w:p>
     <w:p>
@@ -4217,27 +7047,73 @@
       </w:r>
     </w:p>
     <w:p>
-      <w:r>
-        <w:t>Which labelled step matches this detail? For books book!, the ! at position 10 has no token: stop with error.</w:t>
-      </w:r>
-    </w:p>
-    <w:p>
-      <w:r>
+      <w:pPr>
+        <w:spacing w:line="336" w:lineRule="auto" w:after="180"/>
+      </w:pPr>
+      <w:r>
+        <w:rPr>
+          <w:b w:val="0"/>
+        </w:rPr>
+        <w:t xml:space="preserve">Which labelled step matches this detail? For books book!, the ! at position 10 has no </w:t>
+      </w:r>
+      <w:r>
+        <w:rPr>
+          <w:b/>
+        </w:rPr>
+        <w:t>token</w:t>
+      </w:r>
+      <w:r>
+        <w:rPr>
+          <w:b w:val="0"/>
+        </w:rPr>
+        <w:t>: stop with error.</w:t>
+      </w:r>
+    </w:p>
+    <w:p>
+      <w:pPr>
+        <w:spacing w:line="336" w:lineRule="auto" w:after="180"/>
+        <w:shd w:fill="F4F9FC"/>
+      </w:pPr>
+      <w:r>
+        <w:rPr>
+          <w:b w:val="0"/>
+        </w:rPr>
         <w:t>1. Unknown character</w:t>
       </w:r>
     </w:p>
     <w:p>
-      <w:r>
+      <w:pPr>
+        <w:spacing w:line="336" w:lineRule="auto" w:after="180"/>
+        <w:shd w:fill="F4F9FC"/>
+      </w:pPr>
+      <w:r>
+        <w:rPr>
+          <w:b w:val="0"/>
+        </w:rPr>
         <w:t>2. Decode</w:t>
       </w:r>
     </w:p>
     <w:p>
-      <w:r>
+      <w:pPr>
+        <w:spacing w:line="336" w:lineRule="auto" w:after="180"/>
+        <w:shd w:fill="F4F9FC"/>
+      </w:pPr>
+      <w:r>
+        <w:rPr>
+          <w:b w:val="0"/>
+        </w:rPr>
         <w:t>3. Encode phrase</w:t>
       </w:r>
     </w:p>
     <w:p>
-      <w:r>
+      <w:pPr>
+        <w:spacing w:line="336" w:lineRule="auto" w:after="180"/>
+        <w:shd w:fill="F4F9FC"/>
+      </w:pPr>
+      <w:r>
+        <w:rPr>
+          <w:b w:val="0"/>
+        </w:rPr>
         <w:t>4. Read prefix</w:t>
       </w:r>
     </w:p>
@@ -4275,48 +7151,270 @@
       </w:r>
     </w:p>
     <w:p>
-      <w:r>
+      <w:pPr>
+        <w:pStyle w:val="Heading3"/>
+      </w:pPr>
+      <w:r>
+        <w:t>Hint · try first</w:t>
+      </w:r>
+    </w:p>
+    <w:p>
+      <w:pPr>
+        <w:spacing w:line="336" w:lineRule="auto" w:after="180"/>
+        <w:shd w:fill="F1F6F8"/>
+      </w:pPr>
+      <w:r>
+        <w:rPr>
+          <w:b w:val="0"/>
+        </w:rPr>
         <w:t>Hint if needed: Read the steps in the pictorial case. Match the supplied detail to the stage that performs or records it.</w:t>
       </w:r>
     </w:p>
     <w:p>
-      <w:r>
-        <w:t>After your attempt, compare with the supported explanation: Unknown character For books book!, the ! at position 10 has no token: stop with error. A token is defined by the vocabulary and encoding rule; it need not be one word or one character. Longest matching matters where vocabulary entries overlap. Counting text tokens here does not count letters. Preserve spaces during decoding so the reconstructed text matches the original exactly.</w:t>
-      </w:r>
-    </w:p>
-    <w:p>
       <w:pPr>
         <w:pStyle w:val="Heading3"/>
       </w:pPr>
       <w:r>
+        <w:t>Feedback · compare after trying</w:t>
+      </w:r>
+    </w:p>
+    <w:p>
+      <w:pPr>
+        <w:spacing w:line="336" w:lineRule="auto" w:after="180"/>
+        <w:shd w:fill="F1F6FC"/>
+      </w:pPr>
+      <w:r>
+        <w:rPr>
+          <w:b w:val="0"/>
+        </w:rPr>
+        <w:t xml:space="preserve">After your attempt, compare with the supported explanation: Unknown character For books book!, the ! at position 10 has no </w:t>
+      </w:r>
+      <w:r>
+        <w:rPr>
+          <w:b/>
+        </w:rPr>
+        <w:t>token</w:t>
+      </w:r>
+      <w:r>
+        <w:rPr>
+          <w:b w:val="0"/>
+        </w:rPr>
+        <w:t>: stop with error.</w:t>
+      </w:r>
+    </w:p>
+    <w:p>
+      <w:pPr>
+        <w:spacing w:line="336" w:lineRule="auto" w:after="180"/>
+        <w:shd w:fill="F1F6FC"/>
+      </w:pPr>
+      <w:r>
+        <w:rPr>
+          <w:b w:val="0"/>
+        </w:rPr>
+        <w:t xml:space="preserve">A </w:t>
+      </w:r>
+      <w:r>
+        <w:rPr>
+          <w:b/>
+        </w:rPr>
+        <w:t>token</w:t>
+      </w:r>
+      <w:r>
+        <w:rPr>
+          <w:b w:val="0"/>
+        </w:rPr>
+        <w:t xml:space="preserve"> is defined by the </w:t>
+      </w:r>
+      <w:r>
+        <w:rPr>
+          <w:b/>
+        </w:rPr>
+        <w:t>vocabulary</w:t>
+      </w:r>
+      <w:r>
+        <w:rPr>
+          <w:b w:val="0"/>
+        </w:rPr>
+        <w:t xml:space="preserve"> and </w:t>
+      </w:r>
+      <w:r>
+        <w:rPr>
+          <w:b/>
+        </w:rPr>
+        <w:t>encoding</w:t>
+      </w:r>
+      <w:r>
+        <w:rPr>
+          <w:b w:val="0"/>
+        </w:rPr>
+        <w:t xml:space="preserve"> rule; it need not be one word or one character. Longest matching matters where </w:t>
+      </w:r>
+      <w:r>
+        <w:rPr>
+          <w:b/>
+        </w:rPr>
+        <w:t>vocabulary</w:t>
+      </w:r>
+      <w:r>
+        <w:rPr>
+          <w:b w:val="0"/>
+        </w:rPr>
+        <w:t xml:space="preserve"> entries overlap. Counting text </w:t>
+      </w:r>
+      <w:r>
+        <w:rPr>
+          <w:b/>
+        </w:rPr>
+        <w:t>token</w:t>
+      </w:r>
+      <w:r>
+        <w:rPr>
+          <w:b w:val="0"/>
+        </w:rPr>
+        <w:t>s here does not count letters.</w:t>
+      </w:r>
+    </w:p>
+    <w:p>
+      <w:pPr>
+        <w:spacing w:line="336" w:lineRule="auto" w:after="180"/>
+        <w:shd w:fill="F1F6FC"/>
+      </w:pPr>
+      <w:r>
+        <w:rPr>
+          <w:b w:val="0"/>
+        </w:rPr>
+        <w:t xml:space="preserve">Preserve spaces during </w:t>
+      </w:r>
+      <w:r>
+        <w:rPr>
+          <w:b/>
+        </w:rPr>
+        <w:t>decoding</w:t>
+      </w:r>
+      <w:r>
+        <w:rPr>
+          <w:b w:val="0"/>
+        </w:rPr>
+        <w:t xml:space="preserve"> so the reconstructed text matches the original exactly.</w:t>
+      </w:r>
+    </w:p>
+    <w:p>
+      <w:pPr>
+        <w:pStyle w:val="Heading3"/>
+      </w:pPr>
+      <w:r>
         <w:t>Practice 2: explain the deciding evidence</w:t>
       </w:r>
     </w:p>
     <w:p>
-      <w:r>
-        <w:t>Changed-case practice: Use a character vocabulary covering b,o,k,s and space instead. Which conclusion is supported by the supplied facts?</w:t>
-      </w:r>
-    </w:p>
-    <w:p>
-      <w:r>
-        <w:t>1. This one example guarantees correct results for every future input.</w:t>
-      </w:r>
-    </w:p>
-    <w:p>
-      <w:r>
-        <w:t>2. We can decide the result without examining the changed input or the procedure.</w:t>
-      </w:r>
-    </w:p>
-    <w:p>
-      <w:r>
-        <w:t>3. The same phrase uses ten character tokens.</w:t>
-      </w:r>
-    </w:p>
-    <w:p>
       <w:pPr>
         <w:pStyle w:val="Heading3"/>
       </w:pPr>
       <w:r>
+        <w:t>Changed case · predict first</w:t>
+      </w:r>
+    </w:p>
+    <w:p>
+      <w:pPr>
+        <w:spacing w:line="336" w:lineRule="auto" w:after="180"/>
+        <w:shd w:fill="F5F1FB"/>
+      </w:pPr>
+      <w:r>
+        <w:rPr>
+          <w:b w:val="0"/>
+        </w:rPr>
+        <w:t xml:space="preserve">Changed-case practice: Use a character </w:t>
+      </w:r>
+      <w:r>
+        <w:rPr>
+          <w:b/>
+        </w:rPr>
+        <w:t>vocabulary</w:t>
+      </w:r>
+      <w:r>
+        <w:rPr>
+          <w:b w:val="0"/>
+        </w:rPr>
+        <w:t xml:space="preserve"> covering b,o,k,s and space instead. Which conclusion is supported by the supplied facts?</w:t>
+      </w:r>
+    </w:p>
+    <w:p>
+      <w:pPr>
+        <w:spacing w:line="336" w:lineRule="auto" w:after="180"/>
+        <w:shd w:fill="F4F9FC"/>
+      </w:pPr>
+      <w:r>
+        <w:rPr>
+          <w:b w:val="0"/>
+        </w:rPr>
+        <w:t xml:space="preserve">1. This one example guarantees correct results for every future </w:t>
+      </w:r>
+      <w:r>
+        <w:rPr>
+          <w:b/>
+        </w:rPr>
+        <w:t>input</w:t>
+      </w:r>
+      <w:r>
+        <w:rPr>
+          <w:b w:val="0"/>
+        </w:rPr>
+        <w:t>.</w:t>
+      </w:r>
+    </w:p>
+    <w:p>
+      <w:pPr>
+        <w:spacing w:line="336" w:lineRule="auto" w:after="180"/>
+        <w:shd w:fill="F4F9FC"/>
+      </w:pPr>
+      <w:r>
+        <w:rPr>
+          <w:b w:val="0"/>
+        </w:rPr>
+        <w:t xml:space="preserve">2. We can decide the result without examining the changed </w:t>
+      </w:r>
+      <w:r>
+        <w:rPr>
+          <w:b/>
+        </w:rPr>
+        <w:t>input</w:t>
+      </w:r>
+      <w:r>
+        <w:rPr>
+          <w:b w:val="0"/>
+        </w:rPr>
+        <w:t xml:space="preserve"> or the procedure.</w:t>
+      </w:r>
+    </w:p>
+    <w:p>
+      <w:pPr>
+        <w:spacing w:line="336" w:lineRule="auto" w:after="180"/>
+        <w:shd w:fill="F4F9FC"/>
+      </w:pPr>
+      <w:r>
+        <w:rPr>
+          <w:b w:val="0"/>
+        </w:rPr>
+        <w:t xml:space="preserve">3. The same phrase uses ten character </w:t>
+      </w:r>
+      <w:r>
+        <w:rPr>
+          <w:b/>
+        </w:rPr>
+        <w:t>token</w:t>
+      </w:r>
+      <w:r>
+        <w:rPr>
+          <w:b w:val="0"/>
+        </w:rPr>
+        <w:t>s.</w:t>
+      </w:r>
+    </w:p>
+    <w:p>
+      <w:pPr>
+        <w:pStyle w:val="Heading3"/>
+      </w:pPr>
+      <w:r>
         <w:t>My selected conclusion, deciding fact and explanation</w:t>
       </w:r>
     </w:p>
@@ -4346,36 +7444,132 @@
       </w:r>
     </w:p>
     <w:p>
-      <w:r>
+      <w:pPr>
+        <w:pStyle w:val="Heading3"/>
+      </w:pPr>
+      <w:r>
+        <w:t>Hint · try first</w:t>
+      </w:r>
+    </w:p>
+    <w:p>
+      <w:pPr>
+        <w:spacing w:line="336" w:lineRule="auto" w:after="180"/>
+        <w:shd w:fill="F1F6F8"/>
+      </w:pPr>
+      <w:r>
+        <w:rPr>
+          <w:b w:val="0"/>
+        </w:rPr>
         <w:t>Hint if needed: Use the changed condition and the deciding step in the pictorial trace. The answer must say what follows from those facts.</w:t>
       </w:r>
     </w:p>
     <w:p>
-      <w:r>
-        <w:t>After your attempt, compare with the supported explanation: The same phrase uses ten character tokens. There are five letters, one space and four letters; its decoded text remains unchanged.</w:t>
-      </w:r>
-    </w:p>
-    <w:p>
       <w:pPr>
         <w:pStyle w:val="Heading3"/>
       </w:pPr>
       <w:r>
+        <w:t>Feedback · compare after trying</w:t>
+      </w:r>
+    </w:p>
+    <w:p>
+      <w:pPr>
+        <w:spacing w:line="336" w:lineRule="auto" w:after="180"/>
+        <w:shd w:fill="F1F6FC"/>
+      </w:pPr>
+      <w:r>
+        <w:rPr>
+          <w:b w:val="0"/>
+        </w:rPr>
+        <w:t xml:space="preserve">After your attempt, compare with the supported explanation: The same phrase uses ten character </w:t>
+      </w:r>
+      <w:r>
+        <w:rPr>
+          <w:b/>
+        </w:rPr>
+        <w:t>token</w:t>
+      </w:r>
+      <w:r>
+        <w:rPr>
+          <w:b w:val="0"/>
+        </w:rPr>
+        <w:t>s. There are five letters, one space and four letters; its decoded text remains unchanged.</w:t>
+      </w:r>
+    </w:p>
+    <w:p>
+      <w:pPr>
+        <w:pStyle w:val="Heading3"/>
+      </w:pPr>
+      <w:r>
         <w:t>Repair a missing building block</w:t>
       </w:r>
     </w:p>
     <w:p>
-      <w:r>
+      <w:pPr>
+        <w:spacing w:line="336" w:lineRule="auto" w:after="180"/>
+      </w:pPr>
+      <w:r>
+        <w:rPr>
+          <w:b w:val="0"/>
+        </w:rPr>
         <w:t>Review Feedback Loops (ai-2/24). Goal: Implement a deterministic recommender. Short practice: What extra field would reveal why comparing raw clicks is misleading?. Return to this week and explain what you changed.</w:t>
       </w:r>
     </w:p>
     <w:p>
-      <w:r>
-        <w:t>Review Nearest Neighbor Reasoning (ai-2/22). Goal: Compute absolute distances and rank training neighbours. Short practice: Why do k=1 and k=3 disagree for the original query?. Return to this week and explain what you changed.</w:t>
-      </w:r>
-    </w:p>
-    <w:p>
-      <w:r>
-        <w:t>Review Sampling and Representation (ai-2/19). Goal: Define a question and target population. Short practice: Can 80% response be reported as 80% of the whole grade responding?. Return to this week and explain what you changed.</w:t>
+      <w:pPr>
+        <w:spacing w:line="336" w:lineRule="auto" w:after="180"/>
+      </w:pPr>
+      <w:r>
+        <w:rPr>
+          <w:b w:val="0"/>
+        </w:rPr>
+        <w:t xml:space="preserve">Review Nearest Neighbor Reasoning (ai-2/22). Goal: Compute absolute distances and rank </w:t>
+      </w:r>
+      <w:r>
+        <w:rPr>
+          <w:b/>
+        </w:rPr>
+        <w:t>training</w:t>
+      </w:r>
+      <w:r>
+        <w:rPr>
+          <w:b w:val="0"/>
+        </w:rPr>
+        <w:t xml:space="preserve"> neighbours. Short practice: Why do k=1 and k=3 disagree for the original query?. Return to this week and explain what you changed.</w:t>
+      </w:r>
+    </w:p>
+    <w:p>
+      <w:pPr>
+        <w:spacing w:line="336" w:lineRule="auto" w:after="180"/>
+      </w:pPr>
+      <w:r>
+        <w:rPr>
+          <w:b w:val="0"/>
+        </w:rPr>
+        <w:t xml:space="preserve">Review Sampling and Representation (ai-2/19). Goal: Define a question and target population. Short practice: Can </w:t>
+      </w:r>
+      <w:r>
+        <w:rPr>
+          <w:b/>
+        </w:rPr>
+        <w:t>80%</w:t>
+      </w:r>
+      <w:r>
+        <w:rPr>
+          <w:b w:val="0"/>
+        </w:rPr>
+        <w:t xml:space="preserve"> response be reported as </w:t>
+      </w:r>
+      <w:r>
+        <w:rPr>
+          <w:b/>
+        </w:rPr>
+        <w:t>80%</w:t>
+      </w:r>
+      <w:r>
+        <w:rPr>
+          <w:b w:val="0"/>
+        </w:rPr>
+        <w:t xml:space="preserve"> of the whole grade responding?. Return to this week and explain what you changed.</w:t>
       </w:r>
     </w:p>
     <w:p>
@@ -4387,8 +7581,837 @@
       </w:r>
     </w:p>
     <w:p>
-      <w:r>
-        <w:t>Use Download completed work in the hosted lesson to export your answers, reflections, practice feedback and code-run evidence. Open the HTML copy to read or print it. Drafts stay in this browser when storage is available; clear drafts on a shared device.</w:t>
+      <w:pPr>
+        <w:spacing w:line="336" w:lineRule="auto" w:after="180"/>
+      </w:pPr>
+      <w:r>
+        <w:rPr>
+          <w:b w:val="0"/>
+        </w:rPr>
+        <w:t xml:space="preserve">Use Download completed work in the hosted lesson to export your answers, reflections, practice feedback and code-run </w:t>
+      </w:r>
+      <w:r>
+        <w:rPr>
+          <w:b/>
+        </w:rPr>
+        <w:t>evidence</w:t>
+      </w:r>
+      <w:r>
+        <w:rPr>
+          <w:b w:val="0"/>
+        </w:rPr>
+        <w:t>. Open the HTML copy to read or print it.</w:t>
+      </w:r>
+    </w:p>
+    <w:p>
+      <w:pPr>
+        <w:spacing w:line="336" w:lineRule="auto" w:after="180"/>
+      </w:pPr>
+      <w:r>
+        <w:rPr>
+          <w:b w:val="0"/>
+        </w:rPr>
+        <w:t>Drafts stay in this browser when storage is available; clear drafts on a shared device.</w:t>
+      </w:r>
+    </w:p>
+    <w:p>
+      <w:pPr>
+        <w:pStyle w:val="Heading1"/>
+      </w:pPr>
+      <w:r>
+        <w:t>18. Visual concept journey</w:t>
+      </w:r>
+    </w:p>
+    <w:p>
+      <w:r>
+        <w:t>Explain each Text as Pieces graphic using its labels, deciding evidence and relevant limitation.</w:t>
+      </w:r>
+    </w:p>
+    <w:p>
+      <w:pPr>
+        <w:pStyle w:val="Heading3"/>
+      </w:pPr>
+      <w:r>
+        <w:t>01. Text as Pieces: the case</w:t>
+      </w:r>
+    </w:p>
+    <w:p>
+      <w:r>
+        <w:drawing>
+          <wp:inline xmlns:a="http://schemas.openxmlformats.org/drawingml/2006/main" xmlns:pic="http://schemas.openxmlformats.org/drawingml/2006/picture">
+            <wp:extent cx="5486400" cy="3142488"/>
+            <wp:docPr id="22" name="Picture 22" descr="A fictional tokenizer converts a short catalogue phrase into tokens. Supplied facts: Vocabulary entries: book, books and the space character. At each position choose the longest matching entry; preserve the actual space. Text is “books book”. Exclamation marks have no token; zero-based character positions are used."/>
+            <wp:cNvGraphicFramePr>
+              <a:graphicFrameLocks noChangeAspect="1"/>
+            </wp:cNvGraphicFramePr>
+            <a:graphic>
+              <a:graphicData uri="http://schemas.openxmlformats.org/drawingml/2006/picture">
+                <pic:pic>
+                  <pic:nvPicPr>
+                    <pic:cNvPr id="0" name="academy-story-ai-2-25-01.png"/>
+                    <pic:cNvPicPr/>
+                  </pic:nvPicPr>
+                  <pic:blipFill>
+                    <a:blip r:embed="rId29"/>
+                    <a:stretch>
+                      <a:fillRect/>
+                    </a:stretch>
+                  </pic:blipFill>
+                  <pic:spPr>
+                    <a:xfrm>
+                      <a:off x="0" y="0"/>
+                      <a:ext cx="5486400" cy="3142488"/>
+                    </a:xfrm>
+                    <a:prstGeom prst="rect"/>
+                  </pic:spPr>
+                </pic:pic>
+              </a:graphicData>
+            </a:graphic>
+          </wp:inline>
+        </w:drawing>
+      </w:r>
+    </w:p>
+    <w:p>
+      <w:pPr>
+        <w:spacing w:line="336" w:lineRule="auto" w:after="180"/>
+      </w:pPr>
+      <w:r>
+        <w:rPr>
+          <w:b w:val="0"/>
+        </w:rPr>
+        <w:t xml:space="preserve">A fictional </w:t>
+      </w:r>
+      <w:r>
+        <w:rPr>
+          <w:b/>
+        </w:rPr>
+        <w:t>token</w:t>
+      </w:r>
+      <w:r>
+        <w:rPr>
+          <w:b w:val="0"/>
+        </w:rPr>
+        <w:t xml:space="preserve">izer converts a short catalogue phrase into </w:t>
+      </w:r>
+      <w:r>
+        <w:rPr>
+          <w:b/>
+        </w:rPr>
+        <w:t>token</w:t>
+      </w:r>
+      <w:r>
+        <w:rPr>
+          <w:b w:val="0"/>
+        </w:rPr>
+        <w:t xml:space="preserve">s. Supplied facts: </w:t>
+      </w:r>
+      <w:r>
+        <w:rPr>
+          <w:b/>
+        </w:rPr>
+        <w:t>Vocabulary</w:t>
+      </w:r>
+      <w:r>
+        <w:rPr>
+          <w:b w:val="0"/>
+        </w:rPr>
+        <w:t xml:space="preserve"> entries: book, books and the space character. At each position choose the longest matching entry; preserve the actual space.</w:t>
+      </w:r>
+    </w:p>
+    <w:p>
+      <w:pPr>
+        <w:spacing w:line="336" w:lineRule="auto" w:after="180"/>
+      </w:pPr>
+      <w:r>
+        <w:rPr>
+          <w:b w:val="0"/>
+        </w:rPr>
+        <w:t xml:space="preserve">Text is “books book”. Exclamation marks have no </w:t>
+      </w:r>
+      <w:r>
+        <w:rPr>
+          <w:b/>
+        </w:rPr>
+        <w:t>token</w:t>
+      </w:r>
+      <w:r>
+        <w:rPr>
+          <w:b w:val="0"/>
+        </w:rPr>
+        <w:t>; zero-based character positions are used.</w:t>
+      </w:r>
+    </w:p>
+    <w:p>
+      <w:pPr>
+        <w:spacing w:line="336" w:lineRule="auto" w:after="180"/>
+        <w:shd w:fill="F5F1FB"/>
+      </w:pPr>
+      <w:r>
+        <w:rPr>
+          <w:b w:val="0"/>
+        </w:rPr>
+        <w:t>Point to the given fact that matters most. Explain why it matters.</w:t>
+      </w:r>
+    </w:p>
+    <w:p>
+      <w:pPr>
+        <w:pStyle w:val="Heading3"/>
+      </w:pPr>
+      <w:r>
+        <w:t>02. Follow the deciding steps</w:t>
+      </w:r>
+    </w:p>
+    <w:p>
+      <w:r>
+        <w:drawing>
+          <wp:inline xmlns:a="http://schemas.openxmlformats.org/drawingml/2006/main" xmlns:pic="http://schemas.openxmlformats.org/drawingml/2006/picture">
+            <wp:extent cx="5486400" cy="4005072"/>
+            <wp:docPr id="23" name="Picture 23" descr="Read prefix: At position 0, longest matching entry is books, not book. → Encode phrase: Tokens: books, space-character, book; three tokens. → Decode: Joining token text returns exactly books book. → Unknown character: For books book!, the ! at position 10 has no token: stop with error."/>
+            <wp:cNvGraphicFramePr>
+              <a:graphicFrameLocks noChangeAspect="1"/>
+            </wp:cNvGraphicFramePr>
+            <a:graphic>
+              <a:graphicData uri="http://schemas.openxmlformats.org/drawingml/2006/picture">
+                <pic:pic>
+                  <pic:nvPicPr>
+                    <pic:cNvPr id="0" name="academy-story-ai-2-25-02.png"/>
+                    <pic:cNvPicPr/>
+                  </pic:nvPicPr>
+                  <pic:blipFill>
+                    <a:blip r:embed="rId30"/>
+                    <a:stretch>
+                      <a:fillRect/>
+                    </a:stretch>
+                  </pic:blipFill>
+                  <pic:spPr>
+                    <a:xfrm>
+                      <a:off x="0" y="0"/>
+                      <a:ext cx="5486400" cy="4005072"/>
+                    </a:xfrm>
+                    <a:prstGeom prst="rect"/>
+                  </pic:spPr>
+                </pic:pic>
+              </a:graphicData>
+            </a:graphic>
+          </wp:inline>
+        </w:drawing>
+      </w:r>
+    </w:p>
+    <w:p>
+      <w:pPr>
+        <w:spacing w:line="336" w:lineRule="auto" w:after="180"/>
+      </w:pPr>
+      <w:r>
+        <w:rPr>
+          <w:b w:val="0"/>
+        </w:rPr>
+        <w:t xml:space="preserve">Read prefix: At position 0, longest matching entry is books, not book. → Encode phrase: </w:t>
+      </w:r>
+      <w:r>
+        <w:rPr>
+          <w:b/>
+        </w:rPr>
+        <w:t>Token</w:t>
+      </w:r>
+      <w:r>
+        <w:rPr>
+          <w:b w:val="0"/>
+        </w:rPr>
+        <w:t xml:space="preserve">s: books, space-character, book; three </w:t>
+      </w:r>
+      <w:r>
+        <w:rPr>
+          <w:b/>
+        </w:rPr>
+        <w:t>token</w:t>
+      </w:r>
+      <w:r>
+        <w:rPr>
+          <w:b w:val="0"/>
+        </w:rPr>
+        <w:t xml:space="preserve">s. → Decode: Joining </w:t>
+      </w:r>
+      <w:r>
+        <w:rPr>
+          <w:b/>
+        </w:rPr>
+        <w:t>token</w:t>
+      </w:r>
+      <w:r>
+        <w:rPr>
+          <w:b w:val="0"/>
+        </w:rPr>
+        <w:t xml:space="preserve"> text returns exactly books book. → Unknown character: For books book!, the ! at position 10 has no </w:t>
+      </w:r>
+      <w:r>
+        <w:rPr>
+          <w:b/>
+        </w:rPr>
+        <w:t>token</w:t>
+      </w:r>
+      <w:r>
+        <w:rPr>
+          <w:b w:val="0"/>
+        </w:rPr>
+        <w:t>: stop with error.</w:t>
+      </w:r>
+    </w:p>
+    <w:p>
+      <w:pPr>
+        <w:spacing w:line="336" w:lineRule="auto" w:after="180"/>
+        <w:shd w:fill="F5F1FB"/>
+      </w:pPr>
+      <w:r>
+        <w:rPr>
+          <w:b w:val="0"/>
+        </w:rPr>
+        <w:t xml:space="preserve">Point to each numbered stage and explain which recorded </w:t>
+      </w:r>
+      <w:r>
+        <w:rPr>
+          <w:b/>
+        </w:rPr>
+        <w:t>input</w:t>
+      </w:r>
+      <w:r>
+        <w:rPr>
+          <w:b w:val="0"/>
+        </w:rPr>
+        <w:t xml:space="preserve"> it uses.</w:t>
+      </w:r>
+    </w:p>
+    <w:p>
+      <w:pPr>
+        <w:pStyle w:val="Heading3"/>
+      </w:pPr>
+      <w:r>
+        <w:t>03. Keep the evidence roles separate</w:t>
+      </w:r>
+    </w:p>
+    <w:p>
+      <w:r>
+        <w:drawing>
+          <wp:inline xmlns:a="http://schemas.openxmlformats.org/drawingml/2006/main" xmlns:pic="http://schemas.openxmlformats.org/drawingml/2006/picture">
+            <wp:extent cx="5486400" cy="2834640"/>
+            <wp:docPr id="24" name="Picture 24" descr="Keep the evidence roles separate. Exact text: cats sat | Longest-match encoding | IDs 1, 5, 6, 7. IDs 1, 5, 6, 7 | Concatenate token strings | Exact text: cats sat. Exact text: Cat | No match for uppercase C | Report unsupported input"/>
+            <wp:cNvGraphicFramePr>
+              <a:graphicFrameLocks noChangeAspect="1"/>
+            </wp:cNvGraphicFramePr>
+            <a:graphic>
+              <a:graphicData uri="http://schemas.openxmlformats.org/drawingml/2006/picture">
+                <pic:pic>
+                  <pic:nvPicPr>
+                    <pic:cNvPr id="0" name="academy-story-ai-2-25-03.png"/>
+                    <pic:cNvPicPr/>
+                  </pic:nvPicPr>
+                  <pic:blipFill>
+                    <a:blip r:embed="rId31"/>
+                    <a:stretch>
+                      <a:fillRect/>
+                    </a:stretch>
+                  </pic:blipFill>
+                  <pic:spPr>
+                    <a:xfrm>
+                      <a:off x="0" y="0"/>
+                      <a:ext cx="5486400" cy="2834640"/>
+                    </a:xfrm>
+                    <a:prstGeom prst="rect"/>
+                  </pic:spPr>
+                </pic:pic>
+              </a:graphicData>
+            </a:graphic>
+          </wp:inline>
+        </w:drawing>
+      </w:r>
+    </w:p>
+    <w:p>
+      <w:pPr>
+        <w:spacing w:line="336" w:lineRule="auto" w:after="180"/>
+      </w:pPr>
+      <w:r>
+        <w:rPr>
+          <w:b w:val="0"/>
+        </w:rPr>
+        <w:t xml:space="preserve">Keep the </w:t>
+      </w:r>
+      <w:r>
+        <w:rPr>
+          <w:b/>
+        </w:rPr>
+        <w:t>evidence</w:t>
+      </w:r>
+      <w:r>
+        <w:rPr>
+          <w:b w:val="0"/>
+        </w:rPr>
+        <w:t xml:space="preserve"> roles separate. Exact text: cats sat | Longest-match </w:t>
+      </w:r>
+      <w:r>
+        <w:rPr>
+          <w:b/>
+        </w:rPr>
+        <w:t>encoding</w:t>
+      </w:r>
+      <w:r>
+        <w:rPr>
+          <w:b w:val="0"/>
+        </w:rPr>
+        <w:t xml:space="preserve"> | IDs 1, 5, 6, 7. IDs 1, 5, 6, 7 | Concatenate </w:t>
+      </w:r>
+      <w:r>
+        <w:rPr>
+          <w:b/>
+        </w:rPr>
+        <w:t>token</w:t>
+      </w:r>
+      <w:r>
+        <w:rPr>
+          <w:b w:val="0"/>
+        </w:rPr>
+        <w:t xml:space="preserve"> strings | Exact text: cats sat.</w:t>
+      </w:r>
+    </w:p>
+    <w:p>
+      <w:pPr>
+        <w:spacing w:line="336" w:lineRule="auto" w:after="180"/>
+      </w:pPr>
+      <w:r>
+        <w:rPr>
+          <w:b w:val="0"/>
+        </w:rPr>
+        <w:t xml:space="preserve">Exact text: Cat | No match for uppercase C | Report unsupported </w:t>
+      </w:r>
+      <w:r>
+        <w:rPr>
+          <w:b/>
+        </w:rPr>
+        <w:t>input</w:t>
+      </w:r>
+    </w:p>
+    <w:p>
+      <w:pPr>
+        <w:spacing w:line="336" w:lineRule="auto" w:after="180"/>
+        <w:shd w:fill="F5F1FB"/>
+      </w:pPr>
+      <w:r>
+        <w:rPr>
+          <w:b w:val="0"/>
+        </w:rPr>
+        <w:t>Read the labels and values. Explain the relationship the model shows.</w:t>
+      </w:r>
+    </w:p>
+    <w:p>
+      <w:pPr>
+        <w:pStyle w:val="Heading3"/>
+      </w:pPr>
+      <w:r>
+        <w:t>04. Change one thing. Trace what follows.</w:t>
+      </w:r>
+    </w:p>
+    <w:p>
+      <w:r>
+        <w:drawing>
+          <wp:inline xmlns:a="http://schemas.openxmlformats.org/drawingml/2006/main" xmlns:pic="http://schemas.openxmlformats.org/drawingml/2006/picture">
+            <wp:extent cx="5486400" cy="3026664"/>
+            <wp:docPr id="25" name="Picture 25" descr="Original case: For books book!, the ! at position 10 has no token: stop with error. Changed condition: Use a character vocabulary covering b,o,k,s and space instead. Expected result: The same phrase uses ten character tokens. Reason: There are five letters, one space and four letters; its decoded text remains unchanged."/>
+            <wp:cNvGraphicFramePr>
+              <a:graphicFrameLocks noChangeAspect="1"/>
+            </wp:cNvGraphicFramePr>
+            <a:graphic>
+              <a:graphicData uri="http://schemas.openxmlformats.org/drawingml/2006/picture">
+                <pic:pic>
+                  <pic:nvPicPr>
+                    <pic:cNvPr id="0" name="academy-story-ai-2-25-04.png"/>
+                    <pic:cNvPicPr/>
+                  </pic:nvPicPr>
+                  <pic:blipFill>
+                    <a:blip r:embed="rId32"/>
+                    <a:stretch>
+                      <a:fillRect/>
+                    </a:stretch>
+                  </pic:blipFill>
+                  <pic:spPr>
+                    <a:xfrm>
+                      <a:off x="0" y="0"/>
+                      <a:ext cx="5486400" cy="3026664"/>
+                    </a:xfrm>
+                    <a:prstGeom prst="rect"/>
+                  </pic:spPr>
+                </pic:pic>
+              </a:graphicData>
+            </a:graphic>
+          </wp:inline>
+        </w:drawing>
+      </w:r>
+    </w:p>
+    <w:p>
+      <w:pPr>
+        <w:spacing w:line="336" w:lineRule="auto" w:after="180"/>
+      </w:pPr>
+      <w:r>
+        <w:rPr>
+          <w:b w:val="0"/>
+        </w:rPr>
+        <w:t xml:space="preserve">Original case: For books book!, the ! at position 10 has no </w:t>
+      </w:r>
+      <w:r>
+        <w:rPr>
+          <w:b/>
+        </w:rPr>
+        <w:t>token</w:t>
+      </w:r>
+      <w:r>
+        <w:rPr>
+          <w:b w:val="0"/>
+        </w:rPr>
+        <w:t xml:space="preserve">: stop with error. Changed condition: Use a character </w:t>
+      </w:r>
+      <w:r>
+        <w:rPr>
+          <w:b/>
+        </w:rPr>
+        <w:t>vocabulary</w:t>
+      </w:r>
+      <w:r>
+        <w:rPr>
+          <w:b w:val="0"/>
+        </w:rPr>
+        <w:t xml:space="preserve"> covering b,o,k,s and space instead. Expected result: The same phrase uses ten character </w:t>
+      </w:r>
+      <w:r>
+        <w:rPr>
+          <w:b/>
+        </w:rPr>
+        <w:t>token</w:t>
+      </w:r>
+      <w:r>
+        <w:rPr>
+          <w:b w:val="0"/>
+        </w:rPr>
+        <w:t>s.</w:t>
+      </w:r>
+    </w:p>
+    <w:p>
+      <w:pPr>
+        <w:spacing w:line="336" w:lineRule="auto" w:after="180"/>
+      </w:pPr>
+      <w:r>
+        <w:rPr>
+          <w:b w:val="0"/>
+        </w:rPr>
+        <w:t>Reason: There are five letters, one space and four letters; its decoded text remains unchanged.</w:t>
+      </w:r>
+    </w:p>
+    <w:p>
+      <w:pPr>
+        <w:spacing w:line="336" w:lineRule="auto" w:after="180"/>
+        <w:shd w:fill="F5F1FB"/>
+      </w:pPr>
+      <w:r>
+        <w:rPr>
+          <w:b w:val="0"/>
+        </w:rPr>
+        <w:t>Predict before checking the worked changed-case result. Name what changed and what the supplied facts allow you to conclude.</w:t>
+      </w:r>
+    </w:p>
+    <w:p>
+      <w:pPr>
+        <w:pStyle w:val="Heading3"/>
+      </w:pPr>
+      <w:r>
+        <w:t>05. Connect the explanation to its limit</w:t>
+      </w:r>
+    </w:p>
+    <w:p>
+      <w:r>
+        <w:drawing>
+          <wp:inline xmlns:a="http://schemas.openxmlformats.org/drawingml/2006/main" xmlns:pic="http://schemas.openxmlformats.org/drawingml/2006/picture">
+            <wp:extent cx="5486400" cy="2834640"/>
+            <wp:docPr id="26" name="Picture 26" descr="A token is defined by the vocabulary and encoding rule; it need not be one word or one character. Longest matching matters where vocabulary entries overlap. Counting text tokens here does not count letters. Preserve spaces during decoding so the reconstructed text matches the original exactly. Limit: This deterministic toy tokenizer omits real subword training, Unicode handling and model-specific special tokens."/>
+            <wp:cNvGraphicFramePr>
+              <a:graphicFrameLocks noChangeAspect="1"/>
+            </wp:cNvGraphicFramePr>
+            <a:graphic>
+              <a:graphicData uri="http://schemas.openxmlformats.org/drawingml/2006/picture">
+                <pic:pic>
+                  <pic:nvPicPr>
+                    <pic:cNvPr id="0" name="academy-story-ai-2-25-05.png"/>
+                    <pic:cNvPicPr/>
+                  </pic:nvPicPr>
+                  <pic:blipFill>
+                    <a:blip r:embed="rId33"/>
+                    <a:stretch>
+                      <a:fillRect/>
+                    </a:stretch>
+                  </pic:blipFill>
+                  <pic:spPr>
+                    <a:xfrm>
+                      <a:off x="0" y="0"/>
+                      <a:ext cx="5486400" cy="2834640"/>
+                    </a:xfrm>
+                    <a:prstGeom prst="rect"/>
+                  </pic:spPr>
+                </pic:pic>
+              </a:graphicData>
+            </a:graphic>
+          </wp:inline>
+        </w:drawing>
+      </w:r>
+    </w:p>
+    <w:p>
+      <w:pPr>
+        <w:spacing w:line="336" w:lineRule="auto" w:after="180"/>
+      </w:pPr>
+      <w:r>
+        <w:rPr>
+          <w:b w:val="0"/>
+        </w:rPr>
+        <w:t xml:space="preserve">A </w:t>
+      </w:r>
+      <w:r>
+        <w:rPr>
+          <w:b/>
+        </w:rPr>
+        <w:t>token</w:t>
+      </w:r>
+      <w:r>
+        <w:rPr>
+          <w:b w:val="0"/>
+        </w:rPr>
+        <w:t xml:space="preserve"> is defined by the </w:t>
+      </w:r>
+      <w:r>
+        <w:rPr>
+          <w:b/>
+        </w:rPr>
+        <w:t>vocabulary</w:t>
+      </w:r>
+      <w:r>
+        <w:rPr>
+          <w:b w:val="0"/>
+        </w:rPr>
+        <w:t xml:space="preserve"> and </w:t>
+      </w:r>
+      <w:r>
+        <w:rPr>
+          <w:b/>
+        </w:rPr>
+        <w:t>encoding</w:t>
+      </w:r>
+      <w:r>
+        <w:rPr>
+          <w:b w:val="0"/>
+        </w:rPr>
+        <w:t xml:space="preserve"> rule; it need not be one word or one character. Longest matching matters where </w:t>
+      </w:r>
+      <w:r>
+        <w:rPr>
+          <w:b/>
+        </w:rPr>
+        <w:t>vocabulary</w:t>
+      </w:r>
+      <w:r>
+        <w:rPr>
+          <w:b w:val="0"/>
+        </w:rPr>
+        <w:t xml:space="preserve"> entries overlap. Counting text </w:t>
+      </w:r>
+      <w:r>
+        <w:rPr>
+          <w:b/>
+        </w:rPr>
+        <w:t>token</w:t>
+      </w:r>
+      <w:r>
+        <w:rPr>
+          <w:b w:val="0"/>
+        </w:rPr>
+        <w:t>s here does not count letters.</w:t>
+      </w:r>
+    </w:p>
+    <w:p>
+      <w:pPr>
+        <w:spacing w:line="336" w:lineRule="auto" w:after="180"/>
+      </w:pPr>
+      <w:r>
+        <w:rPr>
+          <w:b w:val="0"/>
+        </w:rPr>
+        <w:t xml:space="preserve">Preserve spaces during </w:t>
+      </w:r>
+      <w:r>
+        <w:rPr>
+          <w:b/>
+        </w:rPr>
+        <w:t>decoding</w:t>
+      </w:r>
+      <w:r>
+        <w:rPr>
+          <w:b w:val="0"/>
+        </w:rPr>
+        <w:t xml:space="preserve"> so the reconstructed text matches the original exactly. Limit: This deterministic toy </w:t>
+      </w:r>
+      <w:r>
+        <w:rPr>
+          <w:b/>
+        </w:rPr>
+        <w:t>token</w:t>
+      </w:r>
+      <w:r>
+        <w:rPr>
+          <w:b w:val="0"/>
+        </w:rPr>
+        <w:t xml:space="preserve">izer omits real subword </w:t>
+      </w:r>
+      <w:r>
+        <w:rPr>
+          <w:b/>
+        </w:rPr>
+        <w:t>training</w:t>
+      </w:r>
+      <w:r>
+        <w:rPr>
+          <w:b w:val="0"/>
+        </w:rPr>
+        <w:t xml:space="preserve">, Unicode handling and model-specific special </w:t>
+      </w:r>
+      <w:r>
+        <w:rPr>
+          <w:b/>
+        </w:rPr>
+        <w:t>token</w:t>
+      </w:r>
+      <w:r>
+        <w:rPr>
+          <w:b w:val="0"/>
+        </w:rPr>
+        <w:t>s.</w:t>
+      </w:r>
+    </w:p>
+    <w:p>
+      <w:pPr>
+        <w:spacing w:line="336" w:lineRule="auto" w:after="180"/>
+        <w:shd w:fill="F5F1FB"/>
+      </w:pPr>
+      <w:r>
+        <w:rPr>
+          <w:b w:val="0"/>
+        </w:rPr>
+        <w:t>Explain the case, then point to a limit on the claim.</w:t>
+      </w:r>
+    </w:p>
+    <w:p>
+      <w:pPr>
+        <w:pStyle w:val="Heading3"/>
+      </w:pPr>
+      <w:r>
+        <w:t>06. Make the idea visible in your project</w:t>
+      </w:r>
+    </w:p>
+    <w:p>
+      <w:r>
+        <w:drawing>
+          <wp:inline xmlns:a="http://schemas.openxmlformats.org/drawingml/2006/main" xmlns:pic="http://schemas.openxmlformats.org/drawingml/2006/picture">
+            <wp:extent cx="5486400" cy="3380232"/>
+            <wp:docPr id="27" name="Picture 27" descr="Document the recommender’s text representation and unknown-token behavior rather than assuming every model counts words identically. Draw your input, deciding step, result and limit. Supported question: Why is the unknown ! at position 10 rather than position 9?"/>
+            <wp:cNvGraphicFramePr>
+              <a:graphicFrameLocks noChangeAspect="1"/>
+            </wp:cNvGraphicFramePr>
+            <a:graphic>
+              <a:graphicData uri="http://schemas.openxmlformats.org/drawingml/2006/picture">
+                <pic:pic>
+                  <pic:nvPicPr>
+                    <pic:cNvPr id="0" name="academy-story-ai-2-25-06.png"/>
+                    <pic:cNvPicPr/>
+                  </pic:nvPicPr>
+                  <pic:blipFill>
+                    <a:blip r:embed="rId34"/>
+                    <a:stretch>
+                      <a:fillRect/>
+                    </a:stretch>
+                  </pic:blipFill>
+                  <pic:spPr>
+                    <a:xfrm>
+                      <a:off x="0" y="0"/>
+                      <a:ext cx="5486400" cy="3380232"/>
+                    </a:xfrm>
+                    <a:prstGeom prst="rect"/>
+                  </pic:spPr>
+                </pic:pic>
+              </a:graphicData>
+            </a:graphic>
+          </wp:inline>
+        </w:drawing>
+      </w:r>
+    </w:p>
+    <w:p>
+      <w:pPr>
+        <w:spacing w:line="336" w:lineRule="auto" w:after="180"/>
+      </w:pPr>
+      <w:r>
+        <w:rPr>
+          <w:b w:val="0"/>
+        </w:rPr>
+        <w:t>Document the recommender’s text representation and unknown-</w:t>
+      </w:r>
+      <w:r>
+        <w:rPr>
+          <w:b/>
+        </w:rPr>
+        <w:t>token</w:t>
+      </w:r>
+      <w:r>
+        <w:rPr>
+          <w:b w:val="0"/>
+        </w:rPr>
+        <w:t xml:space="preserve"> behavior rather than assuming every model counts words identically. Draw your </w:t>
+      </w:r>
+      <w:r>
+        <w:rPr>
+          <w:b/>
+        </w:rPr>
+        <w:t>input</w:t>
+      </w:r>
+      <w:r>
+        <w:rPr>
+          <w:b w:val="0"/>
+        </w:rPr>
+        <w:t>, deciding step, result and limit.</w:t>
+      </w:r>
+    </w:p>
+    <w:p>
+      <w:pPr>
+        <w:spacing w:line="336" w:lineRule="auto" w:after="180"/>
+      </w:pPr>
+      <w:r>
+        <w:rPr>
+          <w:b w:val="0"/>
+        </w:rPr>
+        <w:t>Supported question: Why is the unknown ! at position 10 rather than position 9?</w:t>
+      </w:r>
+    </w:p>
+    <w:p>
+      <w:pPr>
+        <w:spacing w:line="336" w:lineRule="auto" w:after="180"/>
+        <w:shd w:fill="F5F1FB"/>
+      </w:pPr>
+      <w:r>
+        <w:rPr>
+          <w:b w:val="0"/>
+        </w:rPr>
+        <w:t xml:space="preserve">Draw your project trace and justify the deciding step using </w:t>
+      </w:r>
+      <w:r>
+        <w:rPr>
+          <w:b/>
+        </w:rPr>
+        <w:t>evidence</w:t>
+      </w:r>
+      <w:r>
+        <w:rPr>
+          <w:b w:val="0"/>
+        </w:rPr>
+        <w:t>.</w:t>
       </w:r>
     </w:p>
     <w:sectPr>
